--- a/Code Breakers - Game Design Document.docx
+++ b/Code Breakers - Game Design Document.docx
@@ -61,7 +61,7 @@
         </w:rPr>
         <w:t>This game design document is being created to create a concise goal for the Code Breakers Escape Room game for the clients, Data Education in Schools (</w:t>
       </w:r>
-      <w:hyperlink r:id="rId7" w:history="1">
+      <w:hyperlink r:id="rId8" w:history="1">
         <w:r>
           <w:rPr>
             <w:rStyle w:val="Hyperlink"/>
@@ -263,6 +263,7 @@
           <w:rFonts w:ascii="Calibri" w:hAnsi="Calibri" w:cs="Calibri"/>
           <w:noProof/>
         </w:rPr>
+        <w:lastRenderedPageBreak/>
         <w:drawing>
           <wp:inline distT="0" distB="0" distL="0" distR="0" wp14:anchorId="1D53B789" wp14:editId="0DFD7FE0">
             <wp:extent cx="3972791" cy="5905500"/>
@@ -285,7 +286,7 @@
                     <pic:cNvPicPr/>
                   </pic:nvPicPr>
                   <pic:blipFill>
-                    <a:blip r:embed="rId8"/>
+                    <a:blip r:embed="rId9"/>
                     <a:stretch>
                       <a:fillRect/>
                     </a:stretch>
@@ -391,6 +392,7 @@
         <w:rPr>
           <w:rFonts w:ascii="Calibri" w:hAnsi="Calibri" w:cs="Calibri"/>
         </w:rPr>
+        <w:lastRenderedPageBreak/>
         <w:tab/>
       </w:r>
       <w:r>
@@ -519,25 +521,1754 @@
           <w:rFonts w:ascii="Calibri" w:hAnsi="Calibri" w:cs="Calibri"/>
         </w:rPr>
       </w:pPr>
-      <w:r>
-        <w:rPr>
-          <w:rFonts w:ascii="Calibri" w:hAnsi="Calibri" w:cs="Calibri"/>
-        </w:rPr>
-        <w:tab/>
-      </w:r>
-    </w:p>
-    <w:p>
-      <w:pPr>
-        <w:rPr>
-          <w:rFonts w:ascii="Calibri" w:hAnsi="Calibri" w:cs="Calibri"/>
-        </w:rPr>
-      </w:pPr>
-      <w:r>
-        <w:rPr>
-          <w:rFonts w:ascii="Calibri" w:hAnsi="Calibri" w:cs="Calibri"/>
+    </w:p>
+    <w:p>
+      <w:pPr>
+        <w:jc w:val="center"/>
+        <w:rPr>
+          <w:rFonts w:ascii="Calibri" w:hAnsi="Calibri" w:cs="Calibri"/>
+          <w:b/>
+          <w:bCs/>
+        </w:rPr>
+      </w:pPr>
+      <w:r>
+        <w:rPr>
+          <w:rFonts w:ascii="Calibri" w:hAnsi="Calibri" w:cs="Calibri"/>
+          <w:b/>
+          <w:bCs/>
+        </w:rPr>
+        <w:t>Puzzle Ideas:</w:t>
+      </w:r>
+    </w:p>
+    <w:p>
+      <w:pPr>
+        <w:rPr>
+          <w:rFonts w:ascii="Calibri" w:hAnsi="Calibri" w:cs="Calibri"/>
+        </w:rPr>
+      </w:pPr>
+    </w:p>
+    <w:p>
+      <w:pPr>
+        <w:spacing w:line="254" w:lineRule="auto"/>
+        <w:rPr>
+          <w:rFonts w:ascii="Aptos" w:eastAsia="Aptos" w:hAnsi="Aptos" w:cs="Aptos"/>
+          <w:b/>
+          <w:bCs/>
+        </w:rPr>
+      </w:pPr>
+      <w:r>
+        <w:rPr>
+          <w:rFonts w:ascii="Aptos" w:eastAsia="Aptos" w:hAnsi="Aptos" w:cs="Aptos"/>
+          <w:b/>
+          <w:bCs/>
+        </w:rPr>
+        <w:t>Mission: Launch the Spy Satellite!</w:t>
+      </w:r>
+    </w:p>
+    <w:p>
+      <w:pPr>
+        <w:spacing w:line="254" w:lineRule="auto"/>
+      </w:pPr>
+      <w:r>
+        <w:rPr>
+          <w:rFonts w:ascii="Aptos" w:eastAsia="Aptos" w:hAnsi="Aptos" w:cs="Aptos"/>
+        </w:rPr>
+        <w:t>Core Idea:</w:t>
+      </w:r>
+    </w:p>
+    <w:p>
+      <w:pPr>
+        <w:spacing w:line="254" w:lineRule="auto"/>
+        <w:ind w:left="720"/>
+      </w:pPr>
+      <w:r>
+        <w:rPr>
+          <w:rFonts w:ascii="Aptos" w:eastAsia="Aptos" w:hAnsi="Aptos" w:cs="Aptos"/>
+        </w:rPr>
+        <w:t xml:space="preserve">Students will have to select different chemicals in the correct amounts to create experimental rocket fuel needed to launch a spy satellite.  </w:t>
+      </w:r>
+    </w:p>
+    <w:p>
+      <w:pPr>
+        <w:spacing w:line="254" w:lineRule="auto"/>
+      </w:pPr>
+      <w:r>
+        <w:rPr>
+          <w:rFonts w:ascii="Aptos" w:eastAsia="Aptos" w:hAnsi="Aptos" w:cs="Aptos"/>
+        </w:rPr>
+        <w:t>How the game works:</w:t>
+      </w:r>
+    </w:p>
+    <w:p>
+      <w:pPr>
+        <w:spacing w:line="254" w:lineRule="auto"/>
+        <w:ind w:left="720"/>
+      </w:pPr>
+      <w:r>
+        <w:rPr>
+          <w:rFonts w:ascii="Aptos" w:eastAsia="Aptos" w:hAnsi="Aptos" w:cs="Aptos"/>
+        </w:rPr>
+        <w:t xml:space="preserve">The information can be learned from 3 different “notes” that the student has access to. This allows the student to actively search for the correct data and then implement it in a satisfying way. This puzzle is comprised of 3 “ingredients” </w:t>
+      </w:r>
+      <w:r>
+        <w:rPr>
+          <w:rFonts w:ascii="Aptos" w:eastAsia="Aptos" w:hAnsi="Aptos" w:cs="Aptos"/>
+        </w:rPr>
+        <w:lastRenderedPageBreak/>
+        <w:t xml:space="preserve">added to a container in different amounts. To keep the student engaged, instead of actual chemical names, the fuel can be an “experimental” fuel, with chemical names either fictitious or labelled as “Chemical A/B/C”.  </w:t>
+      </w:r>
+    </w:p>
+    <w:p>
+      <w:pPr>
+        <w:spacing w:line="254" w:lineRule="auto"/>
+      </w:pPr>
+      <w:r>
+        <w:rPr>
+          <w:rFonts w:ascii="Aptos" w:eastAsia="Aptos" w:hAnsi="Aptos" w:cs="Aptos"/>
+        </w:rPr>
+        <w:t>What the Students will learn:</w:t>
+      </w:r>
+    </w:p>
+    <w:p>
+      <w:pPr>
+        <w:spacing w:line="254" w:lineRule="auto"/>
+        <w:ind w:left="720"/>
+      </w:pPr>
+      <w:r>
+        <w:rPr>
+          <w:rFonts w:ascii="Aptos" w:eastAsia="Aptos" w:hAnsi="Aptos" w:cs="Aptos"/>
+        </w:rPr>
+        <w:t xml:space="preserve">Once the students have read through the notes about the types of chemicals, and the amounts, they then can combine the chemicals and complete the task.  </w:t>
+      </w:r>
+    </w:p>
+    <w:p>
+      <w:pPr>
+        <w:spacing w:line="254" w:lineRule="auto"/>
+        <w:ind w:left="720"/>
+      </w:pPr>
+      <w:r>
+        <w:rPr>
+          <w:rFonts w:ascii="Aptos" w:eastAsia="Aptos" w:hAnsi="Aptos" w:cs="Aptos"/>
+        </w:rPr>
+        <w:t>This encourages attention to important data within texts and note taking when retaining important information from multiple pieces of information.</w:t>
+      </w:r>
+    </w:p>
+    <w:p>
+      <w:pPr>
+        <w:spacing w:line="254" w:lineRule="auto"/>
+      </w:pPr>
+      <w:r>
+        <w:rPr>
+          <w:rFonts w:ascii="Aptos" w:eastAsia="Aptos" w:hAnsi="Aptos" w:cs="Aptos"/>
+        </w:rPr>
+        <w:t>Safeguards against cheating/spoilers:</w:t>
+      </w:r>
+    </w:p>
+    <w:p>
+      <w:pPr>
+        <w:spacing w:line="254" w:lineRule="auto"/>
+        <w:ind w:left="720"/>
+        <w:rPr>
+          <w:rFonts w:ascii="Aptos" w:eastAsia="Aptos" w:hAnsi="Aptos" w:cs="Aptos"/>
+        </w:rPr>
+      </w:pPr>
+      <w:r>
+        <w:rPr>
+          <w:rFonts w:ascii="Aptos" w:eastAsia="Aptos" w:hAnsi="Aptos" w:cs="Aptos"/>
+        </w:rPr>
+        <w:t xml:space="preserve">As the chemicals are fictitious and this is experimental fuel, the names and/or amounts of chemicals used can be varied to allow for students to have a unique experience, lowering the chance of anything being spoiled by other teams.  </w:t>
+      </w:r>
+    </w:p>
+    <w:p>
+      <w:pPr>
+        <w:spacing w:line="254" w:lineRule="auto"/>
+        <w:ind w:left="720"/>
+        <w:rPr>
+          <w:rFonts w:ascii="Aptos" w:eastAsia="Aptos" w:hAnsi="Aptos" w:cs="Aptos"/>
+        </w:rPr>
+      </w:pPr>
+    </w:p>
+    <w:p>
+      <w:pPr>
+        <w:spacing w:line="254" w:lineRule="auto"/>
+        <w:ind w:left="720"/>
+        <w:rPr>
+          <w:rFonts w:ascii="Aptos" w:eastAsia="Aptos" w:hAnsi="Aptos" w:cs="Aptos"/>
+        </w:rPr>
+      </w:pPr>
+      <w:r>
+        <w:rPr>
+          <w:rFonts w:ascii="Aptos" w:eastAsia="Aptos" w:hAnsi="Aptos" w:cs="Aptos"/>
+        </w:rPr>
+        <w:t>CONCEPT ART</w:t>
+      </w:r>
+      <w:proofErr w:type="gramStart"/>
+      <w:r>
+        <w:rPr>
+          <w:rFonts w:ascii="Aptos" w:eastAsia="Aptos" w:hAnsi="Aptos" w:cs="Aptos"/>
+        </w:rPr>
+        <w:t>/ ”Paper</w:t>
+      </w:r>
+      <w:proofErr w:type="gramEnd"/>
+      <w:r>
+        <w:rPr>
+          <w:rFonts w:ascii="Aptos" w:eastAsia="Aptos" w:hAnsi="Aptos" w:cs="Aptos"/>
+        </w:rPr>
+        <w:t>” Prototype</w:t>
+      </w:r>
+      <w:r>
+        <w:rPr>
+          <w:rFonts w:ascii="Aptos" w:eastAsia="Aptos" w:hAnsi="Aptos" w:cs="Aptos"/>
+        </w:rPr>
+        <w:t>:</w:t>
+      </w:r>
+    </w:p>
+    <w:p>
+      <w:pPr>
+        <w:spacing w:line="254" w:lineRule="auto"/>
+        <w:ind w:left="720"/>
+      </w:pPr>
+      <w:r>
+        <w:rPr>
+          <w:noProof/>
+        </w:rPr>
+        <w:drawing>
+          <wp:inline distT="0" distB="0" distL="0" distR="0" wp14:anchorId="21FF24C3" wp14:editId="110A7AA3">
+            <wp:extent cx="5724525" cy="3114675"/>
+            <wp:effectExtent l="0" t="0" r="0" b="0"/>
+            <wp:docPr id="712133626" name="drawing"/>
+            <wp:cNvGraphicFramePr>
+              <a:graphicFrameLocks xmlns:a="http://schemas.openxmlformats.org/drawingml/2006/main" noChangeAspect="1"/>
+            </wp:cNvGraphicFramePr>
+            <a:graphic xmlns:a="http://schemas.openxmlformats.org/drawingml/2006/main">
+              <a:graphicData uri="http://schemas.openxmlformats.org/drawingml/2006/picture">
+                <pic:pic xmlns:pic="http://schemas.openxmlformats.org/drawingml/2006/picture">
+                  <pic:nvPicPr>
+                    <pic:cNvPr id="712133626" name="Picture 712133626"/>
+                    <pic:cNvPicPr/>
+                  </pic:nvPicPr>
+                  <pic:blipFill>
+                    <a:blip r:embed="rId10">
+                      <a:extLst>
+                        <a:ext uri="{28A0092B-C50C-407E-A947-70E740481C1C}">
+                          <a14:useLocalDpi xmlns:a14="http://schemas.microsoft.com/office/drawing/2010/main"/>
+                        </a:ext>
+                      </a:extLst>
+                    </a:blip>
+                    <a:stretch>
+                      <a:fillRect/>
+                    </a:stretch>
+                  </pic:blipFill>
+                  <pic:spPr>
+                    <a:xfrm>
+                      <a:off x="0" y="0"/>
+                      <a:ext cx="5724525" cy="3114675"/>
+                    </a:xfrm>
+                    <a:prstGeom prst="rect">
+                      <a:avLst/>
+                    </a:prstGeom>
+                  </pic:spPr>
+                </pic:pic>
+              </a:graphicData>
+            </a:graphic>
+          </wp:inline>
+        </w:drawing>
+      </w:r>
+    </w:p>
+    <w:p>
+      <w:pPr>
+        <w:spacing w:line="254" w:lineRule="auto"/>
+      </w:pPr>
+      <w:r>
+        <w:rPr>
+          <w:rFonts w:ascii="Aptos" w:eastAsia="Aptos" w:hAnsi="Aptos" w:cs="Aptos"/>
         </w:rPr>
         <w:t xml:space="preserve"> </w:t>
       </w:r>
+    </w:p>
+    <w:p>
+      <w:pPr>
+        <w:spacing w:line="254" w:lineRule="auto"/>
+        <w:rPr>
+          <w:rFonts w:ascii="Aptos" w:eastAsia="Aptos" w:hAnsi="Aptos" w:cs="Aptos"/>
+          <w:b/>
+          <w:bCs/>
+        </w:rPr>
+      </w:pPr>
+      <w:r>
+        <w:rPr>
+          <w:rFonts w:ascii="Aptos" w:eastAsia="Aptos" w:hAnsi="Aptos" w:cs="Aptos"/>
+          <w:b/>
+          <w:bCs/>
+        </w:rPr>
+        <w:t>Mission: Align the Radar Dish!</w:t>
+      </w:r>
+    </w:p>
+    <w:p>
+      <w:pPr>
+        <w:spacing w:line="254" w:lineRule="auto"/>
+      </w:pPr>
+      <w:r>
+        <w:rPr>
+          <w:rFonts w:ascii="Aptos" w:eastAsia="Aptos" w:hAnsi="Aptos" w:cs="Aptos"/>
+        </w:rPr>
+        <w:t>Core Idea:</w:t>
+      </w:r>
+    </w:p>
+    <w:p>
+      <w:pPr>
+        <w:spacing w:line="254" w:lineRule="auto"/>
+        <w:ind w:left="720"/>
+      </w:pPr>
+      <w:r>
+        <w:rPr>
+          <w:rFonts w:ascii="Aptos" w:eastAsia="Aptos" w:hAnsi="Aptos" w:cs="Aptos"/>
+        </w:rPr>
+        <w:t xml:space="preserve">Students are tasked with contacting a satellite that is launched into space. To contact the satellite, they must use data to position the radar to complete the task. </w:t>
+      </w:r>
+    </w:p>
+    <w:p>
+      <w:pPr>
+        <w:spacing w:line="254" w:lineRule="auto"/>
+      </w:pPr>
+      <w:r>
+        <w:rPr>
+          <w:rFonts w:ascii="Aptos" w:eastAsia="Aptos" w:hAnsi="Aptos" w:cs="Aptos"/>
+        </w:rPr>
+        <w:t>How the game works:</w:t>
+      </w:r>
+    </w:p>
+    <w:p>
+      <w:pPr>
+        <w:spacing w:line="254" w:lineRule="auto"/>
+        <w:ind w:left="720"/>
+      </w:pPr>
+      <w:r>
+        <w:rPr>
+          <w:rFonts w:ascii="Aptos" w:eastAsia="Aptos" w:hAnsi="Aptos" w:cs="Aptos"/>
+        </w:rPr>
+        <w:lastRenderedPageBreak/>
+        <w:t xml:space="preserve">For the student to get this information, they can see a basic (possible cartoon) diagram of the Earth, space, and the satellite. At the side of the diagram there is an information sheet showing the speed of the satellite, the expected position, and the speed of the Earth.  </w:t>
+      </w:r>
+    </w:p>
+    <w:p>
+      <w:pPr>
+        <w:spacing w:line="254" w:lineRule="auto"/>
+        <w:ind w:left="720"/>
+      </w:pPr>
+      <w:r>
+        <w:rPr>
+          <w:rFonts w:ascii="Aptos" w:eastAsia="Aptos" w:hAnsi="Aptos" w:cs="Aptos"/>
+        </w:rPr>
+        <w:t xml:space="preserve">By analysing this data, the students can enter the correct information into the system, that will align with the satellite.  </w:t>
+      </w:r>
+    </w:p>
+    <w:p>
+      <w:pPr>
+        <w:spacing w:line="254" w:lineRule="auto"/>
+      </w:pPr>
+      <w:r>
+        <w:rPr>
+          <w:rFonts w:ascii="Aptos" w:eastAsia="Aptos" w:hAnsi="Aptos" w:cs="Aptos"/>
+        </w:rPr>
+        <w:t xml:space="preserve">What the Students will learn: </w:t>
+      </w:r>
+    </w:p>
+    <w:p>
+      <w:pPr>
+        <w:spacing w:line="254" w:lineRule="auto"/>
+        <w:ind w:left="720"/>
+      </w:pPr>
+      <w:r>
+        <w:rPr>
+          <w:rFonts w:ascii="Aptos" w:eastAsia="Aptos" w:hAnsi="Aptos" w:cs="Aptos"/>
+        </w:rPr>
+        <w:t>Students will learn about how the information they input will change based on the specific situation, such as, the speed of two objects and how to find a balance within the data.</w:t>
+      </w:r>
+    </w:p>
+    <w:p>
+      <w:pPr>
+        <w:spacing w:line="254" w:lineRule="auto"/>
+      </w:pPr>
+      <w:r>
+        <w:rPr>
+          <w:rFonts w:ascii="Aptos" w:eastAsia="Aptos" w:hAnsi="Aptos" w:cs="Aptos"/>
+        </w:rPr>
+        <w:t>Safeguarding against cheating/spoilers:</w:t>
+      </w:r>
+    </w:p>
+    <w:p>
+      <w:pPr>
+        <w:spacing w:line="254" w:lineRule="auto"/>
+        <w:ind w:left="720"/>
+      </w:pPr>
+      <w:r>
+        <w:rPr>
+          <w:rFonts w:ascii="Aptos" w:eastAsia="Aptos" w:hAnsi="Aptos" w:cs="Aptos"/>
+        </w:rPr>
+        <w:t xml:space="preserve">This solution to this puzzle can be randomised to allow for different students to have different experiences, low or no chance of the solution being spoiled by other teams.  </w:t>
+      </w:r>
+    </w:p>
+    <w:p>
+      <w:pPr>
+        <w:rPr>
+          <w:rFonts w:ascii="Calibri" w:hAnsi="Calibri" w:cs="Calibri"/>
+        </w:rPr>
+      </w:pPr>
+    </w:p>
+    <w:p>
+      <w:pPr>
+        <w:rPr>
+          <w:rFonts w:ascii="Calibri" w:hAnsi="Calibri" w:cs="Calibri"/>
+        </w:rPr>
+      </w:pPr>
+    </w:p>
+    <w:p>
+      <w:pPr>
+        <w:rPr>
+          <w:rFonts w:ascii="Calibri" w:hAnsi="Calibri" w:cs="Calibri"/>
+        </w:rPr>
+      </w:pPr>
+    </w:p>
+    <w:p>
+      <w:pPr>
+        <w:rPr>
+          <w:rFonts w:ascii="Calibri" w:hAnsi="Calibri" w:cs="Calibri"/>
+        </w:rPr>
+      </w:pPr>
+    </w:p>
+    <w:p>
+      <w:pPr>
+        <w:rPr>
+          <w:rFonts w:ascii="Calibri" w:hAnsi="Calibri" w:cs="Calibri"/>
+        </w:rPr>
+      </w:pPr>
+    </w:p>
+    <w:p>
+      <w:pPr>
+        <w:spacing w:line="254" w:lineRule="auto"/>
+        <w:rPr>
+          <w:rFonts w:ascii="Aptos" w:eastAsia="Aptos" w:hAnsi="Aptos" w:cs="Aptos"/>
+          <w:b/>
+          <w:bCs/>
+        </w:rPr>
+      </w:pPr>
+      <w:r>
+        <w:rPr>
+          <w:rFonts w:ascii="Aptos" w:eastAsia="Aptos" w:hAnsi="Aptos" w:cs="Aptos"/>
+          <w:b/>
+          <w:bCs/>
+        </w:rPr>
+        <w:t>Mission: Protect the Data!</w:t>
+      </w:r>
+    </w:p>
+    <w:p>
+      <w:pPr>
+        <w:spacing w:line="254" w:lineRule="auto"/>
+      </w:pPr>
+      <w:r>
+        <w:rPr>
+          <w:rFonts w:ascii="Aptos" w:eastAsia="Aptos" w:hAnsi="Aptos" w:cs="Aptos"/>
+        </w:rPr>
+        <w:t xml:space="preserve">Core Idea: </w:t>
+      </w:r>
+    </w:p>
+    <w:p>
+      <w:pPr>
+        <w:spacing w:line="254" w:lineRule="auto"/>
+        <w:ind w:left="720"/>
+      </w:pPr>
+      <w:r>
+        <w:rPr>
+          <w:rFonts w:ascii="Aptos" w:eastAsia="Aptos" w:hAnsi="Aptos" w:cs="Aptos"/>
+        </w:rPr>
+        <w:t xml:space="preserve">Have the students maintain a firewall (shield) to protect against VIKING hacking. Students will have to enter the correct data into the computer to boost the firewall, stopping the viruses and data breaches. </w:t>
+      </w:r>
+    </w:p>
+    <w:p>
+      <w:pPr>
+        <w:spacing w:line="254" w:lineRule="auto"/>
+      </w:pPr>
+      <w:r>
+        <w:rPr>
+          <w:rFonts w:ascii="Aptos" w:eastAsia="Aptos" w:hAnsi="Aptos" w:cs="Aptos"/>
+        </w:rPr>
+        <w:t>How the game works:</w:t>
+      </w:r>
+    </w:p>
+    <w:p>
+      <w:pPr>
+        <w:spacing w:line="254" w:lineRule="auto"/>
+        <w:ind w:left="720"/>
+      </w:pPr>
+      <w:r>
+        <w:rPr>
+          <w:rFonts w:ascii="Aptos" w:eastAsia="Aptos" w:hAnsi="Aptos" w:cs="Aptos"/>
+        </w:rPr>
+        <w:t>Students will be given a status bar of the firewall, and their goal is to get the status bar into the top end of the bar, having the shield work at 100% efficiency and stop the VIKING attack. The VIKINGS will send down viruses/attempts to breach periodically, which will lower the “health” of the shield bar. By correctly inputting data into the system, this stops the current VIKING attack and boost</w:t>
+      </w:r>
+      <w:r>
+        <w:rPr>
+          <w:rFonts w:ascii="Aptos" w:eastAsia="Aptos" w:hAnsi="Aptos" w:cs="Aptos"/>
+        </w:rPr>
+        <w:t>s</w:t>
+      </w:r>
+      <w:r>
+        <w:rPr>
+          <w:rFonts w:ascii="Aptos" w:eastAsia="Aptos" w:hAnsi="Aptos" w:cs="Aptos"/>
+        </w:rPr>
+        <w:t xml:space="preserve"> the shield. </w:t>
+      </w:r>
+    </w:p>
+    <w:p>
+      <w:pPr>
+        <w:spacing w:line="254" w:lineRule="auto"/>
+        <w:ind w:left="720"/>
+      </w:pPr>
+      <w:r>
+        <w:rPr>
+          <w:rFonts w:ascii="Aptos" w:eastAsia="Aptos" w:hAnsi="Aptos" w:cs="Aptos"/>
+        </w:rPr>
+        <w:t xml:space="preserve">To boost the shield and defend against attacks, the students need to correctly identify the type of threat that is coming at them. This can be visualised as a sketchy looking pop up ad, a dodgy looking email, or a windows pop up for “allow this app to make changes”. The student will have a quick reference sheet either printed out, or at the side of the screen to double check the type of threat that </w:t>
+      </w:r>
+      <w:r>
+        <w:rPr>
+          <w:rFonts w:ascii="Aptos" w:eastAsia="Aptos" w:hAnsi="Aptos" w:cs="Aptos"/>
+        </w:rPr>
+        <w:lastRenderedPageBreak/>
+        <w:t>they see. The initial screen before the “attack” by the VIKINGs also gives quick reference to each of the threats to defend against, reminding the student to take notes.</w:t>
+      </w:r>
+    </w:p>
+    <w:p>
+      <w:pPr>
+        <w:spacing w:line="254" w:lineRule="auto"/>
+        <w:ind w:left="720"/>
+        <w:rPr>
+          <w:rFonts w:ascii="Aptos" w:eastAsia="Aptos" w:hAnsi="Aptos" w:cs="Aptos"/>
+        </w:rPr>
+      </w:pPr>
+    </w:p>
+    <w:p>
+      <w:pPr>
+        <w:spacing w:line="254" w:lineRule="auto"/>
+        <w:ind w:left="720"/>
+        <w:rPr>
+          <w:rFonts w:ascii="Aptos" w:eastAsia="Aptos" w:hAnsi="Aptos" w:cs="Aptos"/>
+        </w:rPr>
+      </w:pPr>
+      <w:r>
+        <w:rPr>
+          <w:rFonts w:ascii="Aptos" w:eastAsia="Aptos" w:hAnsi="Aptos" w:cs="Aptos"/>
+        </w:rPr>
+        <w:t>(Updated 24/02/26) Instead of the attacks coming down from the V</w:t>
+      </w:r>
+      <w:r>
+        <w:rPr>
+          <w:rFonts w:ascii="Aptos" w:eastAsia="Aptos" w:hAnsi="Aptos" w:cs="Aptos"/>
+        </w:rPr>
+        <w:t>IKING, like Space Invaders style attacks, the threats will be visible on the screen, and the student will have to mark each of them correctly to lower the threat meter and complete the puzzle.</w:t>
+      </w:r>
+      <w:r>
+        <w:rPr>
+          <w:rFonts w:ascii="Aptos" w:eastAsia="Aptos" w:hAnsi="Aptos" w:cs="Aptos"/>
+        </w:rPr>
+        <w:t xml:space="preserve"> After a threat is identified, another threat can pop up and need to be solved. A total of 8-10 threats should be used to reinforce the information to the student.</w:t>
+      </w:r>
+    </w:p>
+    <w:p>
+      <w:pPr>
+        <w:spacing w:line="254" w:lineRule="auto"/>
+        <w:ind w:left="720"/>
+      </w:pPr>
+      <w:r>
+        <w:rPr>
+          <w:rFonts w:ascii="Aptos" w:eastAsia="Aptos" w:hAnsi="Aptos" w:cs="Aptos"/>
+        </w:rPr>
+        <w:t>The types of threats that the student can defend against could be:</w:t>
+      </w:r>
+    </w:p>
+    <w:p>
+      <w:pPr>
+        <w:pStyle w:val="ListParagraph"/>
+        <w:numPr>
+          <w:ilvl w:val="1"/>
+          <w:numId w:val="1"/>
+        </w:numPr>
+        <w:spacing w:after="0" w:line="254" w:lineRule="auto"/>
+        <w:rPr>
+          <w:rFonts w:ascii="Aptos" w:eastAsia="Aptos" w:hAnsi="Aptos" w:cs="Aptos"/>
+        </w:rPr>
+      </w:pPr>
+      <w:r>
+        <w:rPr>
+          <w:rFonts w:ascii="Aptos" w:eastAsia="Aptos" w:hAnsi="Aptos" w:cs="Aptos"/>
+        </w:rPr>
+        <w:t>Viruses/malware (shown by either a cartoon virus or a silly named document (LiMeWirE.ExE for example) asking to be downloaded)</w:t>
+      </w:r>
+    </w:p>
+    <w:p>
+      <w:pPr>
+        <w:pStyle w:val="ListParagraph"/>
+        <w:numPr>
+          <w:ilvl w:val="1"/>
+          <w:numId w:val="1"/>
+        </w:numPr>
+        <w:spacing w:after="0" w:line="254" w:lineRule="auto"/>
+        <w:rPr>
+          <w:rFonts w:ascii="Aptos" w:eastAsia="Aptos" w:hAnsi="Aptos" w:cs="Aptos"/>
+        </w:rPr>
+      </w:pPr>
+      <w:r>
+        <w:rPr>
+          <w:rFonts w:ascii="Aptos" w:eastAsia="Aptos" w:hAnsi="Aptos" w:cs="Aptos"/>
+        </w:rPr>
+        <w:t>Data Breaches (Shown by the pop up “allow this app to make changes to your device”, or by a “allow cookies to continue” pop up)</w:t>
+      </w:r>
+    </w:p>
+    <w:p>
+      <w:pPr>
+        <w:pStyle w:val="ListParagraph"/>
+        <w:numPr>
+          <w:ilvl w:val="1"/>
+          <w:numId w:val="1"/>
+        </w:numPr>
+        <w:spacing w:after="0" w:line="254" w:lineRule="auto"/>
+        <w:rPr>
+          <w:rFonts w:ascii="Aptos" w:eastAsia="Aptos" w:hAnsi="Aptos" w:cs="Aptos"/>
+        </w:rPr>
+      </w:pPr>
+      <w:proofErr w:type="spellStart"/>
+      <w:r>
+        <w:rPr>
+          <w:rFonts w:ascii="Aptos" w:eastAsia="Aptos" w:hAnsi="Aptos" w:cs="Aptos"/>
+        </w:rPr>
+        <w:t>Pishing</w:t>
+      </w:r>
+      <w:proofErr w:type="spellEnd"/>
+      <w:r>
+        <w:rPr>
+          <w:rFonts w:ascii="Aptos" w:eastAsia="Aptos" w:hAnsi="Aptos" w:cs="Aptos"/>
+        </w:rPr>
+        <w:t xml:space="preserve"> (Shown by a “You’ve won $1000000 style pop up/email)</w:t>
+      </w:r>
+    </w:p>
+    <w:p>
+      <w:pPr>
+        <w:spacing w:after="0" w:line="254" w:lineRule="auto"/>
+        <w:rPr>
+          <w:rFonts w:ascii="Aptos" w:eastAsia="Aptos" w:hAnsi="Aptos" w:cs="Aptos"/>
+        </w:rPr>
+      </w:pPr>
+    </w:p>
+    <w:p>
+      <w:pPr>
+        <w:spacing w:line="254" w:lineRule="auto"/>
+      </w:pPr>
+      <w:r>
+        <w:rPr>
+          <w:rFonts w:ascii="Aptos" w:eastAsia="Aptos" w:hAnsi="Aptos" w:cs="Aptos"/>
+        </w:rPr>
+        <w:t>What the student will learn:</w:t>
+      </w:r>
+    </w:p>
+    <w:p>
+      <w:pPr>
+        <w:spacing w:line="254" w:lineRule="auto"/>
+        <w:ind w:left="720"/>
+      </w:pPr>
+      <w:r>
+        <w:rPr>
+          <w:rFonts w:ascii="Aptos" w:eastAsia="Aptos" w:hAnsi="Aptos" w:cs="Aptos"/>
+        </w:rPr>
+        <w:t xml:space="preserve">By being able to identify these threats, the student will be able to keep themselves and their data safe when using the internet going forward. The best way of being data savvy is to know what to look for and what to avoid. </w:t>
+      </w:r>
+    </w:p>
+    <w:p>
+      <w:pPr>
+        <w:spacing w:line="254" w:lineRule="auto"/>
+      </w:pPr>
+      <w:r>
+        <w:rPr>
+          <w:rFonts w:ascii="Aptos" w:eastAsia="Aptos" w:hAnsi="Aptos" w:cs="Aptos"/>
+        </w:rPr>
+        <w:t>Safeguarding against cheating/spoilers:</w:t>
+      </w:r>
+    </w:p>
+    <w:p>
+      <w:pPr>
+        <w:spacing w:line="254" w:lineRule="auto"/>
+        <w:ind w:left="720"/>
+        <w:rPr>
+          <w:rFonts w:ascii="Aptos" w:eastAsia="Aptos" w:hAnsi="Aptos" w:cs="Aptos"/>
+        </w:rPr>
+      </w:pPr>
+      <w:r>
+        <w:rPr>
+          <w:rFonts w:ascii="Aptos" w:eastAsia="Aptos" w:hAnsi="Aptos" w:cs="Aptos"/>
+        </w:rPr>
+        <w:t>The types of threats will be randomised, to ensure that each student team has a unique experience that cannot be spoiled by others who have completed the game already.</w:t>
+      </w:r>
+    </w:p>
+    <w:p>
+      <w:pPr>
+        <w:spacing w:line="254" w:lineRule="auto"/>
+        <w:ind w:left="720"/>
+        <w:rPr>
+          <w:rFonts w:ascii="Aptos" w:eastAsia="Aptos" w:hAnsi="Aptos" w:cs="Aptos"/>
+        </w:rPr>
+      </w:pPr>
+    </w:p>
+    <w:p>
+      <w:pPr>
+        <w:spacing w:line="254" w:lineRule="auto"/>
+        <w:ind w:left="720"/>
+        <w:rPr>
+          <w:rFonts w:ascii="Aptos" w:eastAsia="Aptos" w:hAnsi="Aptos" w:cs="Aptos"/>
+        </w:rPr>
+      </w:pPr>
+    </w:p>
+    <w:p>
+      <w:pPr>
+        <w:spacing w:line="254" w:lineRule="auto"/>
+        <w:rPr>
+          <w:rFonts w:ascii="Aptos" w:eastAsia="Aptos" w:hAnsi="Aptos" w:cs="Aptos"/>
+        </w:rPr>
+      </w:pPr>
+      <w:r>
+        <w:rPr>
+          <w:rFonts w:ascii="Aptos" w:eastAsia="Aptos" w:hAnsi="Aptos" w:cs="Aptos"/>
+        </w:rPr>
+        <w:t>Game Designs from Ryan</w:t>
+      </w:r>
+    </w:p>
+    <w:p>
+      <w:pPr>
+        <w:spacing w:line="254" w:lineRule="auto"/>
+        <w:rPr>
+          <w:rFonts w:ascii="Aptos" w:eastAsia="Aptos" w:hAnsi="Aptos" w:cs="Aptos"/>
+        </w:rPr>
+      </w:pPr>
+    </w:p>
+    <w:p>
+      <w:r>
+        <w:t>Game Design 1: Operation Cipher Storm</w:t>
+      </w:r>
+    </w:p>
+    <w:p>
+      <w:r>
+        <w:t>(Encryption-focused escape room)</w:t>
+      </w:r>
+    </w:p>
+    <w:p>
+      <w:r>
+        <w:t>Core Idea</w:t>
+      </w:r>
+    </w:p>
+    <w:p>
+      <w:r>
+        <w:t>The VIKINGS have intercepted government data and encrypted it. Trainee Agents must learn how encryption works by breaking it before a countdown reaches zero.</w:t>
+      </w:r>
+    </w:p>
+    <w:p>
+      <w:r>
+        <w:t>Puzzle Examples</w:t>
+      </w:r>
+    </w:p>
+    <w:p>
+      <w:pPr>
+        <w:numPr>
+          <w:ilvl w:val="0"/>
+          <w:numId w:val="2"/>
+        </w:numPr>
+        <w:suppressAutoHyphens/>
+        <w:autoSpaceDN w:val="0"/>
+        <w:spacing w:line="254" w:lineRule="auto"/>
+      </w:pPr>
+      <w:r>
+        <w:lastRenderedPageBreak/>
+        <w:t>Caesar Shift Decoder</w:t>
+      </w:r>
+    </w:p>
+    <w:p>
+      <w:pPr>
+        <w:numPr>
+          <w:ilvl w:val="1"/>
+          <w:numId w:val="2"/>
+        </w:numPr>
+        <w:suppressAutoHyphens/>
+        <w:autoSpaceDN w:val="0"/>
+        <w:spacing w:line="254" w:lineRule="auto"/>
+      </w:pPr>
+      <w:r>
+        <w:t>Learners test different shift values.</w:t>
+      </w:r>
+    </w:p>
+    <w:p>
+      <w:pPr>
+        <w:numPr>
+          <w:ilvl w:val="1"/>
+          <w:numId w:val="2"/>
+        </w:numPr>
+        <w:suppressAutoHyphens/>
+        <w:autoSpaceDN w:val="0"/>
+        <w:spacing w:line="254" w:lineRule="auto"/>
+      </w:pPr>
+      <w:r>
+        <w:t>Feedback hints appear after attempts (“That shift scrambled it more…”).</w:t>
+      </w:r>
+    </w:p>
+    <w:p>
+      <w:pPr>
+        <w:numPr>
+          <w:ilvl w:val="1"/>
+          <w:numId w:val="2"/>
+        </w:numPr>
+        <w:suppressAutoHyphens/>
+        <w:autoSpaceDN w:val="0"/>
+        <w:spacing w:line="254" w:lineRule="auto"/>
+      </w:pPr>
+      <w:r>
+        <w:t>Teaches: basic encryption, trial-and-error, pattern spotting.</w:t>
+      </w:r>
+    </w:p>
+    <w:p>
+      <w:pPr>
+        <w:numPr>
+          <w:ilvl w:val="0"/>
+          <w:numId w:val="2"/>
+        </w:numPr>
+        <w:suppressAutoHyphens/>
+        <w:autoSpaceDN w:val="0"/>
+        <w:spacing w:line="254" w:lineRule="auto"/>
+      </w:pPr>
+      <w:r>
+        <w:t>Binary Message Relay</w:t>
+      </w:r>
+    </w:p>
+    <w:p>
+      <w:pPr>
+        <w:numPr>
+          <w:ilvl w:val="1"/>
+          <w:numId w:val="2"/>
+        </w:numPr>
+        <w:suppressAutoHyphens/>
+        <w:autoSpaceDN w:val="0"/>
+        <w:spacing w:line="254" w:lineRule="auto"/>
+      </w:pPr>
+      <w:r>
+        <w:t>Convert binary to letters using a visual chart.</w:t>
+      </w:r>
+    </w:p>
+    <w:p>
+      <w:pPr>
+        <w:numPr>
+          <w:ilvl w:val="1"/>
+          <w:numId w:val="2"/>
+        </w:numPr>
+        <w:suppressAutoHyphens/>
+        <w:autoSpaceDN w:val="0"/>
+        <w:spacing w:line="254" w:lineRule="auto"/>
+      </w:pPr>
+      <w:r>
+        <w:t>Learners match patterns rather than memorising rules.</w:t>
+      </w:r>
+    </w:p>
+    <w:p>
+      <w:pPr>
+        <w:numPr>
+          <w:ilvl w:val="0"/>
+          <w:numId w:val="2"/>
+        </w:numPr>
+        <w:suppressAutoHyphens/>
+        <w:autoSpaceDN w:val="0"/>
+        <w:spacing w:line="254" w:lineRule="auto"/>
+      </w:pPr>
+      <w:r>
+        <w:t>Password Strength Challenge</w:t>
+      </w:r>
+    </w:p>
+    <w:p>
+      <w:pPr>
+        <w:numPr>
+          <w:ilvl w:val="1"/>
+          <w:numId w:val="2"/>
+        </w:numPr>
+        <w:suppressAutoHyphens/>
+        <w:autoSpaceDN w:val="0"/>
+        <w:spacing w:line="254" w:lineRule="auto"/>
+      </w:pPr>
+      <w:r>
+        <w:t>Compare passwords using a bar chart showing “strength”.</w:t>
+      </w:r>
+    </w:p>
+    <w:p>
+      <w:pPr>
+        <w:numPr>
+          <w:ilvl w:val="1"/>
+          <w:numId w:val="2"/>
+        </w:numPr>
+        <w:suppressAutoHyphens/>
+        <w:autoSpaceDN w:val="0"/>
+        <w:spacing w:line="254" w:lineRule="auto"/>
+      </w:pPr>
+      <w:r>
+        <w:t>Learners identify which would resist a VIKINGS attack.</w:t>
+      </w:r>
+    </w:p>
+    <w:p>
+      <w:pPr>
+        <w:numPr>
+          <w:ilvl w:val="0"/>
+          <w:numId w:val="2"/>
+        </w:numPr>
+        <w:suppressAutoHyphens/>
+        <w:autoSpaceDN w:val="0"/>
+        <w:spacing w:line="254" w:lineRule="auto"/>
+      </w:pPr>
+      <w:r>
+        <w:t>Encrypted Map Coordinates</w:t>
+      </w:r>
+    </w:p>
+    <w:p>
+      <w:pPr>
+        <w:numPr>
+          <w:ilvl w:val="1"/>
+          <w:numId w:val="2"/>
+        </w:numPr>
+        <w:suppressAutoHyphens/>
+        <w:autoSpaceDN w:val="0"/>
+        <w:spacing w:line="254" w:lineRule="auto"/>
+      </w:pPr>
+      <w:r>
+        <w:t xml:space="preserve">Graph-based puzzle </w:t>
+      </w:r>
+      <w:proofErr w:type="gramStart"/>
+      <w:r>
+        <w:t>where</w:t>
+      </w:r>
+      <w:proofErr w:type="gramEnd"/>
+      <w:r>
+        <w:t xml:space="preserve"> encrypted numbers map to locations.</w:t>
+      </w:r>
+    </w:p>
+    <w:p/>
+    <w:p>
+      <w:r>
+        <w:t>Game Design 2: DATA Breach: Pattern Protocol</w:t>
+      </w:r>
+    </w:p>
+    <w:p>
+      <w:r>
+        <w:t>(Data literacy + pattern recognition)</w:t>
+      </w:r>
+    </w:p>
+    <w:p>
+      <w:r>
+        <w:t>Core Idea</w:t>
+      </w:r>
+    </w:p>
+    <w:p>
+      <w:r>
+        <w:t>The VIKINGS hide attack codes inside datasets. Learners must spot patterns and anomalies to identify the real threat.</w:t>
+      </w:r>
+    </w:p>
+    <w:p>
+      <w:r>
+        <w:t>Puzzle Examples</w:t>
+      </w:r>
+    </w:p>
+    <w:p>
+      <w:pPr>
+        <w:numPr>
+          <w:ilvl w:val="0"/>
+          <w:numId w:val="3"/>
+        </w:numPr>
+        <w:suppressAutoHyphens/>
+        <w:autoSpaceDN w:val="0"/>
+        <w:spacing w:line="254" w:lineRule="auto"/>
+      </w:pPr>
+      <w:r>
+        <w:t>Graph Anomaly Detection</w:t>
+      </w:r>
+    </w:p>
+    <w:p>
+      <w:pPr>
+        <w:ind w:left="1440"/>
+      </w:pPr>
+      <w:r>
+        <w:t>Line graph with hidden spikes.</w:t>
+      </w:r>
+    </w:p>
+    <w:p>
+      <w:pPr>
+        <w:ind w:left="1440"/>
+      </w:pPr>
+      <w:r>
+        <w:t>Multiple “suspicious” answers accepted, each with feedback.</w:t>
+      </w:r>
+    </w:p>
+    <w:p>
+      <w:pPr>
+        <w:numPr>
+          <w:ilvl w:val="0"/>
+          <w:numId w:val="3"/>
+        </w:numPr>
+        <w:suppressAutoHyphens/>
+        <w:autoSpaceDN w:val="0"/>
+        <w:spacing w:line="254" w:lineRule="auto"/>
+      </w:pPr>
+      <w:r>
+        <w:t>Fake Data Filter</w:t>
+      </w:r>
+    </w:p>
+    <w:p>
+      <w:pPr>
+        <w:ind w:left="1440"/>
+      </w:pPr>
+      <w:r>
+        <w:t>Learners tag entries as “real”, “fake”, or “needs checking”.</w:t>
+      </w:r>
+    </w:p>
+    <w:p>
+      <w:pPr>
+        <w:ind w:left="1440"/>
+      </w:pPr>
+      <w:r>
+        <w:t>Emphasises critical thinking over correctness.</w:t>
+      </w:r>
+    </w:p>
+    <w:p>
+      <w:pPr>
+        <w:numPr>
+          <w:ilvl w:val="0"/>
+          <w:numId w:val="3"/>
+        </w:numPr>
+        <w:suppressAutoHyphens/>
+        <w:autoSpaceDN w:val="0"/>
+        <w:spacing w:line="254" w:lineRule="auto"/>
+      </w:pPr>
+      <w:r>
+        <w:t>Time-Series Pattern Lock</w:t>
+      </w:r>
+    </w:p>
+    <w:p>
+      <w:pPr>
+        <w:ind w:left="1440"/>
+      </w:pPr>
+      <w:r>
+        <w:t>Learners predict the next value to unlock a code.</w:t>
+      </w:r>
+    </w:p>
+    <w:p>
+      <w:pPr>
+        <w:ind w:left="1440"/>
+      </w:pPr>
+      <w:r>
+        <w:t>Several valid predictions unlock different narrative paths.</w:t>
+      </w:r>
+    </w:p>
+    <w:p>
+      <w:r>
+        <w:t>Twist</w:t>
+      </w:r>
+    </w:p>
+    <w:p>
+      <w:r>
+        <w:lastRenderedPageBreak/>
+        <w:t>Groups ahead unlock extra intel rather than the final answer — so they don’t spoil it for others.</w:t>
+      </w:r>
+    </w:p>
+    <w:p/>
+    <w:p>
+      <w:r>
+        <w:t>Game Design 3: The Viking Vault</w:t>
+      </w:r>
+    </w:p>
+    <w:p>
+      <w:r>
+        <w:t>(Collaborative, multi-role escape room)</w:t>
+      </w:r>
+    </w:p>
+    <w:p>
+      <w:r>
+        <w:t>Core Idea</w:t>
+      </w:r>
+    </w:p>
+    <w:p>
+      <w:r>
+        <w:t>Each learner becomes a specialist Agent with unique data access. Only by sharing insights can they unlock the vault.</w:t>
+      </w:r>
+    </w:p>
+    <w:p>
+      <w:r>
+        <w:t>Roles</w:t>
+      </w:r>
+    </w:p>
+    <w:p>
+      <w:pPr>
+        <w:numPr>
+          <w:ilvl w:val="0"/>
+          <w:numId w:val="4"/>
+        </w:numPr>
+        <w:suppressAutoHyphens/>
+        <w:autoSpaceDN w:val="0"/>
+        <w:spacing w:line="254" w:lineRule="auto"/>
+      </w:pPr>
+      <w:r>
+        <w:t>Cipher Agent – works with encrypted text</w:t>
+      </w:r>
+    </w:p>
+    <w:p>
+      <w:pPr>
+        <w:numPr>
+          <w:ilvl w:val="0"/>
+          <w:numId w:val="4"/>
+        </w:numPr>
+        <w:suppressAutoHyphens/>
+        <w:autoSpaceDN w:val="0"/>
+        <w:spacing w:line="254" w:lineRule="auto"/>
+      </w:pPr>
+      <w:r>
+        <w:t>Analyst Agent – reads charts and graphs</w:t>
+      </w:r>
+    </w:p>
+    <w:p>
+      <w:pPr>
+        <w:numPr>
+          <w:ilvl w:val="0"/>
+          <w:numId w:val="4"/>
+        </w:numPr>
+        <w:suppressAutoHyphens/>
+        <w:autoSpaceDN w:val="0"/>
+        <w:spacing w:line="254" w:lineRule="auto"/>
+      </w:pPr>
+      <w:r>
+        <w:t>Logic Agent – spots patterns and inconsistencies</w:t>
+      </w:r>
+    </w:p>
+    <w:p>
+      <w:r>
+        <w:t>Gameplay Structure</w:t>
+      </w:r>
+    </w:p>
+    <w:p>
+      <w:pPr>
+        <w:numPr>
+          <w:ilvl w:val="0"/>
+          <w:numId w:val="5"/>
+        </w:numPr>
+        <w:suppressAutoHyphens/>
+        <w:autoSpaceDN w:val="0"/>
+        <w:spacing w:line="254" w:lineRule="auto"/>
+      </w:pPr>
+      <w:r>
+        <w:t>Each role solves different puzzles.</w:t>
+      </w:r>
+    </w:p>
+    <w:p>
+      <w:pPr>
+        <w:numPr>
+          <w:ilvl w:val="0"/>
+          <w:numId w:val="5"/>
+        </w:numPr>
+        <w:suppressAutoHyphens/>
+        <w:autoSpaceDN w:val="0"/>
+        <w:spacing w:line="254" w:lineRule="auto"/>
+      </w:pPr>
+      <w:r>
+        <w:t>Solutions combine into a shared master code.</w:t>
+      </w:r>
+    </w:p>
+    <w:p>
+      <w:r>
+        <w:t xml:space="preserve">Educational </w:t>
+      </w:r>
+    </w:p>
+    <w:p>
+      <w:pPr>
+        <w:numPr>
+          <w:ilvl w:val="0"/>
+          <w:numId w:val="6"/>
+        </w:numPr>
+        <w:suppressAutoHyphens/>
+        <w:autoSpaceDN w:val="0"/>
+        <w:spacing w:line="254" w:lineRule="auto"/>
+      </w:pPr>
+      <w:r>
+        <w:t>Forces discussion</w:t>
+      </w:r>
+    </w:p>
+    <w:p>
+      <w:pPr>
+        <w:numPr>
+          <w:ilvl w:val="0"/>
+          <w:numId w:val="6"/>
+        </w:numPr>
+        <w:suppressAutoHyphens/>
+        <w:autoSpaceDN w:val="0"/>
+        <w:spacing w:line="254" w:lineRule="auto"/>
+      </w:pPr>
+      <w:r>
+        <w:t>Prevents copying</w:t>
+      </w:r>
+    </w:p>
+    <w:p>
+      <w:pPr>
+        <w:numPr>
+          <w:ilvl w:val="0"/>
+          <w:numId w:val="6"/>
+        </w:numPr>
+        <w:suppressAutoHyphens/>
+        <w:autoSpaceDN w:val="0"/>
+        <w:spacing w:line="254" w:lineRule="auto"/>
+      </w:pPr>
+      <w:r>
+        <w:t>Naturally differentiates ability levels</w:t>
+      </w:r>
+    </w:p>
+    <w:p/>
+    <w:p>
+      <w:r>
+        <w:t>Game Design 4: Code Red: Secure the Network</w:t>
+      </w:r>
+    </w:p>
+    <w:p>
+      <w:r>
+        <w:t>(Security &amp; decision-making)</w:t>
+      </w:r>
+    </w:p>
+    <w:p>
+      <w:r>
+        <w:t>Core Idea</w:t>
+      </w:r>
+    </w:p>
+    <w:p>
+      <w:r>
+        <w:t>Learners must choose how to protect data, not just decode it.</w:t>
+      </w:r>
+    </w:p>
+    <w:p>
+      <w:r>
+        <w:t>Gameplay Structure</w:t>
+      </w:r>
+    </w:p>
+    <w:p>
+      <w:r>
+        <w:t>Scenario-based choices with visual consequences.</w:t>
+      </w:r>
+    </w:p>
+    <w:p>
+      <w:r>
+        <w:t>Example Decisions</w:t>
+      </w:r>
+    </w:p>
+    <w:p>
+      <w:pPr>
+        <w:numPr>
+          <w:ilvl w:val="0"/>
+          <w:numId w:val="7"/>
+        </w:numPr>
+        <w:suppressAutoHyphens/>
+        <w:autoSpaceDN w:val="0"/>
+        <w:spacing w:line="254" w:lineRule="auto"/>
+      </w:pPr>
+      <w:r>
+        <w:t>Encrypt message with simple code (fast, weak)</w:t>
+      </w:r>
+    </w:p>
+    <w:p>
+      <w:pPr>
+        <w:numPr>
+          <w:ilvl w:val="0"/>
+          <w:numId w:val="7"/>
+        </w:numPr>
+        <w:suppressAutoHyphens/>
+        <w:autoSpaceDN w:val="0"/>
+        <w:spacing w:line="254" w:lineRule="auto"/>
+      </w:pPr>
+      <w:r>
+        <w:t>Use stronger encryption (slow, secure)</w:t>
+      </w:r>
+    </w:p>
+    <w:p>
+      <w:pPr>
+        <w:numPr>
+          <w:ilvl w:val="0"/>
+          <w:numId w:val="7"/>
+        </w:numPr>
+        <w:suppressAutoHyphens/>
+        <w:autoSpaceDN w:val="0"/>
+        <w:spacing w:line="254" w:lineRule="auto"/>
+      </w:pPr>
+      <w:r>
+        <w:lastRenderedPageBreak/>
+        <w:t>Share data openly vs restrict access</w:t>
+      </w:r>
+    </w:p>
+    <w:p>
+      <w:r>
+        <w:t>Feedback Style</w:t>
+      </w:r>
+    </w:p>
+    <w:p>
+      <w:r>
+        <w:t>In-character responses:</w:t>
+      </w:r>
+    </w:p>
+    <w:p>
+      <w:r>
+        <w:t>“VIKINGS intercepted that message — encryption too weak!”</w:t>
+      </w:r>
+    </w:p>
+    <w:p/>
+    <w:p>
+      <w:r>
+        <w:t>Game Design 5: Live Lesson Hybrid – Agent Briefing Mode</w:t>
+      </w:r>
+    </w:p>
+    <w:p>
+      <w:r>
+        <w:t>(Optional enhancement)</w:t>
+      </w:r>
+    </w:p>
+    <w:p>
+      <w:r>
+        <w:t>Structure</w:t>
+      </w:r>
+    </w:p>
+    <w:p>
+      <w:pPr>
+        <w:numPr>
+          <w:ilvl w:val="0"/>
+          <w:numId w:val="8"/>
+        </w:numPr>
+        <w:suppressAutoHyphens/>
+        <w:autoSpaceDN w:val="0"/>
+        <w:spacing w:line="254" w:lineRule="auto"/>
+      </w:pPr>
+      <w:r>
+        <w:t>Teacher launches the activity.</w:t>
+      </w:r>
+    </w:p>
+    <w:p>
+      <w:pPr>
+        <w:numPr>
+          <w:ilvl w:val="0"/>
+          <w:numId w:val="8"/>
+        </w:numPr>
+        <w:suppressAutoHyphens/>
+        <w:autoSpaceDN w:val="0"/>
+        <w:spacing w:line="254" w:lineRule="auto"/>
+      </w:pPr>
+      <w:r>
+        <w:t>Optional Agent video unlocks hints.</w:t>
+      </w:r>
+    </w:p>
+    <w:p>
+      <w:pPr>
+        <w:numPr>
+          <w:ilvl w:val="0"/>
+          <w:numId w:val="8"/>
+        </w:numPr>
+        <w:suppressAutoHyphens/>
+        <w:autoSpaceDN w:val="0"/>
+        <w:spacing w:line="254" w:lineRule="auto"/>
+      </w:pPr>
+      <w:r>
+        <w:t>Class votes on key decisions using embedded polls.</w:t>
+      </w:r>
+    </w:p>
+    <w:p>
+      <w:r>
+        <w:t>Great For</w:t>
+      </w:r>
+    </w:p>
+    <w:p>
+      <w:pPr>
+        <w:numPr>
+          <w:ilvl w:val="0"/>
+          <w:numId w:val="9"/>
+        </w:numPr>
+        <w:suppressAutoHyphens/>
+        <w:autoSpaceDN w:val="0"/>
+        <w:spacing w:line="254" w:lineRule="auto"/>
+      </w:pPr>
+      <w:r>
+        <w:t>Scaling to large classes</w:t>
+      </w:r>
+    </w:p>
+    <w:p>
+      <w:pPr>
+        <w:numPr>
+          <w:ilvl w:val="0"/>
+          <w:numId w:val="9"/>
+        </w:numPr>
+        <w:suppressAutoHyphens/>
+        <w:autoSpaceDN w:val="0"/>
+        <w:spacing w:line="254" w:lineRule="auto"/>
+      </w:pPr>
+      <w:r>
+        <w:t>Supporting mixed engagement levels</w:t>
+      </w:r>
+    </w:p>
+    <w:p/>
+    <w:p/>
+    <w:p>
+      <w:r>
+        <w:t>Game Design 6: Operation Signal Scramble</w:t>
+      </w:r>
+    </w:p>
+    <w:p>
+      <w:r>
+        <w:t>(Data transmission, noise &amp; reliability)</w:t>
+      </w:r>
+    </w:p>
+    <w:p>
+      <w:r>
+        <w:t>Core Idea</w:t>
+      </w:r>
+    </w:p>
+    <w:p>
+      <w:r>
+        <w:t>The VIKINGS are jamming communication signals. Agents must reconstruct corrupted data and decide which information can be trusted.</w:t>
+      </w:r>
+    </w:p>
+    <w:p>
+      <w:r>
+        <w:t>This teaches that data isn’t always clean or perfect — a key data literacy insight.</w:t>
+      </w:r>
+    </w:p>
+    <w:p/>
+    <w:p>
+      <w:r>
+        <w:t xml:space="preserve">Gameplay Structure </w:t>
+      </w:r>
+    </w:p>
+    <w:p>
+      <w:r>
+        <w:t>Semi-linear with progress checkpoints, not hard fails.</w:t>
+      </w:r>
+    </w:p>
+    <w:p>
+      <w:r>
+        <w:t>Key Puzzles</w:t>
+      </w:r>
+    </w:p>
+    <w:p>
+      <w:pPr>
+        <w:numPr>
+          <w:ilvl w:val="0"/>
+          <w:numId w:val="10"/>
+        </w:numPr>
+        <w:suppressAutoHyphens/>
+        <w:autoSpaceDN w:val="0"/>
+        <w:spacing w:line="254" w:lineRule="auto"/>
+      </w:pPr>
+      <w:r>
+        <w:t>Corrupted Message Repair</w:t>
+      </w:r>
+    </w:p>
+    <w:p>
+      <w:pPr>
+        <w:ind w:left="1440"/>
+      </w:pPr>
+      <w:r>
+        <w:t>Messages arrive with missing or altered characters.</w:t>
+      </w:r>
+    </w:p>
+    <w:p>
+      <w:pPr>
+        <w:ind w:left="1440"/>
+      </w:pPr>
+      <w:r>
+        <w:t>Learners compare multiple versions to infer the original.</w:t>
+      </w:r>
+    </w:p>
+    <w:p>
+      <w:pPr>
+        <w:ind w:left="1440"/>
+      </w:pPr>
+      <w:r>
+        <w:lastRenderedPageBreak/>
+        <w:t>Teaches redundancy and inference.</w:t>
+      </w:r>
+    </w:p>
+    <w:p>
+      <w:pPr>
+        <w:numPr>
+          <w:ilvl w:val="0"/>
+          <w:numId w:val="10"/>
+        </w:numPr>
+        <w:suppressAutoHyphens/>
+        <w:autoSpaceDN w:val="0"/>
+        <w:spacing w:line="254" w:lineRule="auto"/>
+      </w:pPr>
+      <w:r>
+        <w:t>Noise vs Signal Graph</w:t>
+      </w:r>
+    </w:p>
+    <w:p>
+      <w:pPr>
+        <w:ind w:left="1440"/>
+      </w:pPr>
+      <w:r>
+        <w:t>Learners analyse a waveform-style graph.</w:t>
+      </w:r>
+    </w:p>
+    <w:p>
+      <w:pPr>
+        <w:ind w:left="1440"/>
+      </w:pPr>
+      <w:r>
+        <w:t>Decide where the real data is versus background noise.</w:t>
+      </w:r>
+    </w:p>
+    <w:p>
+      <w:pPr>
+        <w:numPr>
+          <w:ilvl w:val="0"/>
+          <w:numId w:val="10"/>
+        </w:numPr>
+        <w:suppressAutoHyphens/>
+        <w:autoSpaceDN w:val="0"/>
+        <w:spacing w:line="254" w:lineRule="auto"/>
+      </w:pPr>
+      <w:r>
+        <w:t>Confidence Rating System</w:t>
+      </w:r>
+    </w:p>
+    <w:p>
+      <w:pPr>
+        <w:ind w:left="1440"/>
+      </w:pPr>
+      <w:r>
+        <w:t>Instead of one answer, learners assign confidence levels.</w:t>
+      </w:r>
+    </w:p>
+    <w:p>
+      <w:pPr>
+        <w:ind w:left="1440"/>
+      </w:pPr>
+      <w:r>
+        <w:t>High confidence unlocks more intel, low confidence triggers hints.</w:t>
+      </w:r>
+    </w:p>
+    <w:p/>
+    <w:p>
+      <w:r>
+        <w:t xml:space="preserve">Why </w:t>
+      </w:r>
+    </w:p>
+    <w:p>
+      <w:pPr>
+        <w:numPr>
+          <w:ilvl w:val="0"/>
+          <w:numId w:val="11"/>
+        </w:numPr>
+        <w:suppressAutoHyphens/>
+        <w:autoSpaceDN w:val="0"/>
+        <w:spacing w:line="254" w:lineRule="auto"/>
+      </w:pPr>
+      <w:r>
+        <w:t>Introduces real-world data quality concepts</w:t>
+      </w:r>
+    </w:p>
+    <w:p>
+      <w:pPr>
+        <w:numPr>
+          <w:ilvl w:val="0"/>
+          <w:numId w:val="11"/>
+        </w:numPr>
+        <w:suppressAutoHyphens/>
+        <w:autoSpaceDN w:val="0"/>
+        <w:spacing w:line="254" w:lineRule="auto"/>
+      </w:pPr>
+      <w:r>
+        <w:t>Encourages discussion and justification</w:t>
+      </w:r>
+    </w:p>
+    <w:p>
+      <w:pPr>
+        <w:numPr>
+          <w:ilvl w:val="0"/>
+          <w:numId w:val="11"/>
+        </w:numPr>
+        <w:suppressAutoHyphens/>
+        <w:autoSpaceDN w:val="0"/>
+        <w:spacing w:line="254" w:lineRule="auto"/>
+      </w:pPr>
+      <w:r>
+        <w:t>No single “correct” answer</w:t>
+      </w:r>
+    </w:p>
+    <w:p/>
+    <w:p>
+      <w:r>
+        <w:t>Game Design 7: The VIKINGS’ Algorithm</w:t>
+      </w:r>
+    </w:p>
+    <w:p>
+      <w:r>
+        <w:t>(Bias, rules &amp; algorithmic thinking)</w:t>
+      </w:r>
+    </w:p>
+    <w:p>
+      <w:r>
+        <w:t>Core Idea</w:t>
+      </w:r>
+    </w:p>
+    <w:p>
+      <w:r>
+        <w:t>The VIKINGS use an algorithm to choose targets — but it’s flawed. Agents must reverse-engineer the rules and spot bias or blind spots.</w:t>
+      </w:r>
+    </w:p>
+    <w:p>
+      <w:r>
+        <w:t xml:space="preserve">This is </w:t>
+      </w:r>
+      <w:r>
+        <w:rPr>
+          <w:i/>
+          <w:iCs/>
+        </w:rPr>
+        <w:t>very</w:t>
+      </w:r>
+      <w:r>
+        <w:t xml:space="preserve"> current and intellectually impressive, but still age-appropriate if framed visually.</w:t>
+      </w:r>
+    </w:p>
+    <w:p/>
+    <w:p/>
+    <w:p>
+      <w:r>
+        <w:t xml:space="preserve">Gameplay Structure </w:t>
+      </w:r>
+    </w:p>
+    <w:p>
+      <w:r>
+        <w:t>Progressive discovery with rule-testing instead of guessing.</w:t>
+      </w:r>
+    </w:p>
+    <w:p>
+      <w:r>
+        <w:t>Key Puzzles</w:t>
+      </w:r>
+    </w:p>
+    <w:p>
+      <w:pPr>
+        <w:numPr>
+          <w:ilvl w:val="0"/>
+          <w:numId w:val="12"/>
+        </w:numPr>
+        <w:suppressAutoHyphens/>
+        <w:autoSpaceDN w:val="0"/>
+        <w:spacing w:line="254" w:lineRule="auto"/>
+      </w:pPr>
+      <w:r>
+        <w:t>Input → Output Matching</w:t>
+      </w:r>
+    </w:p>
+    <w:p>
+      <w:pPr>
+        <w:ind w:left="720" w:firstLine="720"/>
+      </w:pPr>
+      <w:r>
+        <w:t>Learners see examples of towns + outcomes.</w:t>
+      </w:r>
+    </w:p>
+    <w:p>
+      <w:pPr>
+        <w:ind w:left="1440"/>
+      </w:pPr>
+      <w:r>
+        <w:t>They infer the hidden rules behind the algorithm.</w:t>
+      </w:r>
+    </w:p>
+    <w:p>
+      <w:pPr>
+        <w:numPr>
+          <w:ilvl w:val="0"/>
+          <w:numId w:val="12"/>
+        </w:numPr>
+        <w:suppressAutoHyphens/>
+        <w:autoSpaceDN w:val="0"/>
+        <w:spacing w:line="254" w:lineRule="auto"/>
+      </w:pPr>
+      <w:r>
+        <w:t>Bias Detection Challenge</w:t>
+      </w:r>
+    </w:p>
+    <w:p>
+      <w:pPr>
+        <w:ind w:left="720" w:firstLine="720"/>
+      </w:pPr>
+      <w:r>
+        <w:lastRenderedPageBreak/>
+        <w:t>A bar chart shows which places get flagged most.</w:t>
+      </w:r>
+    </w:p>
+    <w:p>
+      <w:pPr>
+        <w:ind w:left="1440"/>
+      </w:pPr>
+      <w:r>
+        <w:t xml:space="preserve">Learners ask </w:t>
+      </w:r>
+      <w:r>
+        <w:rPr>
+          <w:i/>
+          <w:iCs/>
+        </w:rPr>
+        <w:t>why</w:t>
+      </w:r>
+      <w:r>
+        <w:t xml:space="preserve"> — population? location? data gaps?</w:t>
+      </w:r>
+    </w:p>
+    <w:p>
+      <w:pPr>
+        <w:numPr>
+          <w:ilvl w:val="0"/>
+          <w:numId w:val="12"/>
+        </w:numPr>
+        <w:suppressAutoHyphens/>
+        <w:autoSpaceDN w:val="0"/>
+        <w:spacing w:line="254" w:lineRule="auto"/>
+      </w:pPr>
+      <w:r>
+        <w:t>Fix the Algorithm</w:t>
+      </w:r>
+    </w:p>
+    <w:p>
+      <w:pPr>
+        <w:ind w:left="1440"/>
+      </w:pPr>
+      <w:r>
+        <w:t>Learners adjust rules to make it “fairer” or more accurate.</w:t>
+      </w:r>
+    </w:p>
+    <w:p>
+      <w:pPr>
+        <w:ind w:left="1440"/>
+      </w:pPr>
+      <w:r>
+        <w:t>Multiple valid solutions accepted.</w:t>
+      </w:r>
+    </w:p>
+    <w:p>
+      <w:pPr>
+        <w:spacing w:line="254" w:lineRule="auto"/>
+        <w:rPr>
+          <w:rFonts w:ascii="Aptos" w:eastAsia="Aptos" w:hAnsi="Aptos" w:cs="Aptos"/>
+        </w:rPr>
+      </w:pPr>
+    </w:p>
+    <w:p>
+      <w:pPr>
+        <w:rPr>
+          <w:rFonts w:ascii="Calibri" w:hAnsi="Calibri" w:cs="Calibri"/>
+        </w:rPr>
+      </w:pPr>
     </w:p>
     <w:sectPr>
       <w:pgSz w:w="11906" w:h="16838"/>
@@ -547,6 +2278,1309 @@
     </w:sectPr>
   </w:body>
 </w:document>
+</file>
+
+<file path=word/numbering.xml><?xml version="1.0" encoding="utf-8"?>
+<w:numbering xmlns:wpc="http://schemas.microsoft.com/office/word/2010/wordprocessingCanvas" xmlns:cx="http://schemas.microsoft.com/office/drawing/2014/chartex" xmlns:cx1="http://schemas.microsoft.com/office/drawing/2015/9/8/chartex" xmlns:cx2="http://schemas.microsoft.com/office/drawing/2015/10/21/chartex" xmlns:cx3="http://schemas.microsoft.com/office/drawing/2016/5/9/chartex" xmlns:cx4="http://schemas.microsoft.com/office/drawing/2016/5/10/chartex" xmlns:cx5="http://schemas.microsoft.com/office/drawing/2016/5/11/chartex" xmlns:cx6="http://schemas.microsoft.com/office/drawing/2016/5/12/chartex" xmlns:cx7="http://schemas.microsoft.com/office/drawing/2016/5/13/chartex" xmlns:cx8="http://schemas.microsoft.com/office/drawing/2016/5/14/chartex" xmlns:mc="http://schemas.openxmlformats.org/markup-compatibility/2006" xmlns:aink="http://schemas.microsoft.com/office/drawing/2016/ink" xmlns:am3d="http://schemas.microsoft.com/office/drawing/2017/model3d" xmlns:o="urn:schemas-microsoft-com:office:office" xmlns:oel="http://schemas.microsoft.com/office/2019/extlst" xmlns:r="http://schemas.openxmlformats.org/officeDocument/2006/relationships" xmlns:m="http://schemas.openxmlformats.org/officeDocument/2006/math" xmlns:v="urn:schemas-microsoft-com:vml" xmlns:wp14="http://schemas.microsoft.com/office/word/2010/wordprocessingDrawing" xmlns:wp="http://schemas.openxmlformats.org/drawingml/2006/wordprocessingDrawing" xmlns:w10="urn:schemas-microsoft-com:office:word" xmlns:w="http://schemas.openxmlformats.org/wordprocessingml/2006/main" xmlns:w14="http://schemas.microsoft.com/office/word/2010/wordml" xmlns:w15="http://schemas.microsoft.com/office/word/2012/wordml" xmlns:w16cex="http://schemas.microsoft.com/office/word/2018/wordml/cex" xmlns:w16cid="http://schemas.microsoft.com/office/word/2016/wordml/cid" xmlns:w16="http://schemas.microsoft.com/office/word/2018/wordml" xmlns:w16du="http://schemas.microsoft.com/office/word/2023/wordml/word16du" xmlns:w16sdtdh="http://schemas.microsoft.com/office/word/2020/wordml/sdtdatahash" xmlns:w16sdtfl="http://schemas.microsoft.com/office/word/2024/wordml/sdtformatlock" xmlns:w16se="http://schemas.microsoft.com/office/word/2015/wordml/symex" xmlns:wpg="http://schemas.microsoft.com/office/word/2010/wordprocessingGroup" xmlns:wpi="http://schemas.microsoft.com/office/word/2010/wordprocessingInk" xmlns:wne="http://schemas.microsoft.com/office/word/2006/wordml" xmlns:wps="http://schemas.microsoft.com/office/word/2010/wordprocessingShape" mc:Ignorable="w14 w15 w16se w16cid w16 w16cex w16sdtdh w16sdtfl w16du wp14">
+  <w:abstractNum w:abstractNumId="0" w15:restartNumberingAfterBreak="0">
+    <w:nsid w:val="047C4416"/>
+    <w:multiLevelType w:val="multilevel"/>
+    <w:tmpl w:val="63E020D6"/>
+    <w:lvl w:ilvl="0">
+      <w:numFmt w:val="bullet"/>
+      <w:lvlText w:val=""/>
+      <w:lvlJc w:val="left"/>
+      <w:pPr>
+        <w:ind w:left="720" w:hanging="360"/>
+      </w:pPr>
+      <w:rPr>
+        <w:rFonts w:ascii="Symbol" w:hAnsi="Symbol"/>
+        <w:sz w:val="20"/>
+      </w:rPr>
+    </w:lvl>
+    <w:lvl w:ilvl="1">
+      <w:numFmt w:val="bullet"/>
+      <w:lvlText w:val="o"/>
+      <w:lvlJc w:val="left"/>
+      <w:pPr>
+        <w:ind w:left="1440" w:hanging="360"/>
+      </w:pPr>
+      <w:rPr>
+        <w:rFonts w:ascii="Courier New" w:hAnsi="Courier New"/>
+        <w:sz w:val="20"/>
+      </w:rPr>
+    </w:lvl>
+    <w:lvl w:ilvl="2">
+      <w:numFmt w:val="bullet"/>
+      <w:lvlText w:val=""/>
+      <w:lvlJc w:val="left"/>
+      <w:pPr>
+        <w:ind w:left="2160" w:hanging="360"/>
+      </w:pPr>
+      <w:rPr>
+        <w:rFonts w:ascii="Wingdings" w:hAnsi="Wingdings"/>
+        <w:sz w:val="20"/>
+      </w:rPr>
+    </w:lvl>
+    <w:lvl w:ilvl="3">
+      <w:numFmt w:val="bullet"/>
+      <w:lvlText w:val=""/>
+      <w:lvlJc w:val="left"/>
+      <w:pPr>
+        <w:ind w:left="2880" w:hanging="360"/>
+      </w:pPr>
+      <w:rPr>
+        <w:rFonts w:ascii="Wingdings" w:hAnsi="Wingdings"/>
+        <w:sz w:val="20"/>
+      </w:rPr>
+    </w:lvl>
+    <w:lvl w:ilvl="4">
+      <w:numFmt w:val="bullet"/>
+      <w:lvlText w:val=""/>
+      <w:lvlJc w:val="left"/>
+      <w:pPr>
+        <w:ind w:left="3600" w:hanging="360"/>
+      </w:pPr>
+      <w:rPr>
+        <w:rFonts w:ascii="Wingdings" w:hAnsi="Wingdings"/>
+        <w:sz w:val="20"/>
+      </w:rPr>
+    </w:lvl>
+    <w:lvl w:ilvl="5">
+      <w:numFmt w:val="bullet"/>
+      <w:lvlText w:val=""/>
+      <w:lvlJc w:val="left"/>
+      <w:pPr>
+        <w:ind w:left="4320" w:hanging="360"/>
+      </w:pPr>
+      <w:rPr>
+        <w:rFonts w:ascii="Wingdings" w:hAnsi="Wingdings"/>
+        <w:sz w:val="20"/>
+      </w:rPr>
+    </w:lvl>
+    <w:lvl w:ilvl="6">
+      <w:numFmt w:val="bullet"/>
+      <w:lvlText w:val=""/>
+      <w:lvlJc w:val="left"/>
+      <w:pPr>
+        <w:ind w:left="5040" w:hanging="360"/>
+      </w:pPr>
+      <w:rPr>
+        <w:rFonts w:ascii="Wingdings" w:hAnsi="Wingdings"/>
+        <w:sz w:val="20"/>
+      </w:rPr>
+    </w:lvl>
+    <w:lvl w:ilvl="7">
+      <w:numFmt w:val="bullet"/>
+      <w:lvlText w:val=""/>
+      <w:lvlJc w:val="left"/>
+      <w:pPr>
+        <w:ind w:left="5760" w:hanging="360"/>
+      </w:pPr>
+      <w:rPr>
+        <w:rFonts w:ascii="Wingdings" w:hAnsi="Wingdings"/>
+        <w:sz w:val="20"/>
+      </w:rPr>
+    </w:lvl>
+    <w:lvl w:ilvl="8">
+      <w:numFmt w:val="bullet"/>
+      <w:lvlText w:val=""/>
+      <w:lvlJc w:val="left"/>
+      <w:pPr>
+        <w:ind w:left="6480" w:hanging="360"/>
+      </w:pPr>
+      <w:rPr>
+        <w:rFonts w:ascii="Wingdings" w:hAnsi="Wingdings"/>
+        <w:sz w:val="20"/>
+      </w:rPr>
+    </w:lvl>
+  </w:abstractNum>
+  <w:abstractNum w:abstractNumId="1" w15:restartNumberingAfterBreak="0">
+    <w:nsid w:val="17746AC4"/>
+    <w:multiLevelType w:val="multilevel"/>
+    <w:tmpl w:val="7CA8DB18"/>
+    <w:lvl w:ilvl="0">
+      <w:start w:val="1"/>
+      <w:numFmt w:val="decimal"/>
+      <w:lvlText w:val="%1."/>
+      <w:lvlJc w:val="left"/>
+      <w:pPr>
+        <w:ind w:left="720" w:hanging="360"/>
+      </w:pPr>
+    </w:lvl>
+    <w:lvl w:ilvl="1">
+      <w:numFmt w:val="bullet"/>
+      <w:lvlText w:val="o"/>
+      <w:lvlJc w:val="left"/>
+      <w:pPr>
+        <w:ind w:left="1440" w:hanging="360"/>
+      </w:pPr>
+      <w:rPr>
+        <w:rFonts w:ascii="Courier New" w:hAnsi="Courier New"/>
+        <w:sz w:val="20"/>
+      </w:rPr>
+    </w:lvl>
+    <w:lvl w:ilvl="2">
+      <w:start w:val="1"/>
+      <w:numFmt w:val="decimal"/>
+      <w:lvlText w:val="."/>
+      <w:lvlJc w:val="left"/>
+      <w:pPr>
+        <w:ind w:left="2160" w:hanging="360"/>
+      </w:pPr>
+    </w:lvl>
+    <w:lvl w:ilvl="3">
+      <w:start w:val="1"/>
+      <w:numFmt w:val="decimal"/>
+      <w:lvlText w:val="."/>
+      <w:lvlJc w:val="left"/>
+      <w:pPr>
+        <w:ind w:left="2880" w:hanging="360"/>
+      </w:pPr>
+    </w:lvl>
+    <w:lvl w:ilvl="4">
+      <w:start w:val="1"/>
+      <w:numFmt w:val="decimal"/>
+      <w:lvlText w:val="."/>
+      <w:lvlJc w:val="left"/>
+      <w:pPr>
+        <w:ind w:left="3600" w:hanging="360"/>
+      </w:pPr>
+    </w:lvl>
+    <w:lvl w:ilvl="5">
+      <w:start w:val="1"/>
+      <w:numFmt w:val="decimal"/>
+      <w:lvlText w:val="."/>
+      <w:lvlJc w:val="left"/>
+      <w:pPr>
+        <w:ind w:left="4320" w:hanging="360"/>
+      </w:pPr>
+    </w:lvl>
+    <w:lvl w:ilvl="6">
+      <w:start w:val="1"/>
+      <w:numFmt w:val="decimal"/>
+      <w:lvlText w:val="."/>
+      <w:lvlJc w:val="left"/>
+      <w:pPr>
+        <w:ind w:left="5040" w:hanging="360"/>
+      </w:pPr>
+    </w:lvl>
+    <w:lvl w:ilvl="7">
+      <w:start w:val="1"/>
+      <w:numFmt w:val="decimal"/>
+      <w:lvlText w:val="."/>
+      <w:lvlJc w:val="left"/>
+      <w:pPr>
+        <w:ind w:left="5760" w:hanging="360"/>
+      </w:pPr>
+    </w:lvl>
+    <w:lvl w:ilvl="8">
+      <w:start w:val="1"/>
+      <w:numFmt w:val="decimal"/>
+      <w:lvlText w:val="."/>
+      <w:lvlJc w:val="left"/>
+      <w:pPr>
+        <w:ind w:left="6480" w:hanging="360"/>
+      </w:pPr>
+    </w:lvl>
+  </w:abstractNum>
+  <w:abstractNum w:abstractNumId="2" w15:restartNumberingAfterBreak="0">
+    <w:nsid w:val="179309C5"/>
+    <w:multiLevelType w:val="multilevel"/>
+    <w:tmpl w:val="010ECFC4"/>
+    <w:lvl w:ilvl="0">
+      <w:numFmt w:val="bullet"/>
+      <w:lvlText w:val=""/>
+      <w:lvlJc w:val="left"/>
+      <w:pPr>
+        <w:ind w:left="720" w:hanging="360"/>
+      </w:pPr>
+      <w:rPr>
+        <w:rFonts w:ascii="Symbol" w:hAnsi="Symbol"/>
+        <w:sz w:val="20"/>
+      </w:rPr>
+    </w:lvl>
+    <w:lvl w:ilvl="1">
+      <w:numFmt w:val="bullet"/>
+      <w:lvlText w:val="o"/>
+      <w:lvlJc w:val="left"/>
+      <w:pPr>
+        <w:ind w:left="1440" w:hanging="360"/>
+      </w:pPr>
+      <w:rPr>
+        <w:rFonts w:ascii="Courier New" w:hAnsi="Courier New"/>
+        <w:sz w:val="20"/>
+      </w:rPr>
+    </w:lvl>
+    <w:lvl w:ilvl="2">
+      <w:numFmt w:val="bullet"/>
+      <w:lvlText w:val=""/>
+      <w:lvlJc w:val="left"/>
+      <w:pPr>
+        <w:ind w:left="2160" w:hanging="360"/>
+      </w:pPr>
+      <w:rPr>
+        <w:rFonts w:ascii="Wingdings" w:hAnsi="Wingdings"/>
+        <w:sz w:val="20"/>
+      </w:rPr>
+    </w:lvl>
+    <w:lvl w:ilvl="3">
+      <w:numFmt w:val="bullet"/>
+      <w:lvlText w:val=""/>
+      <w:lvlJc w:val="left"/>
+      <w:pPr>
+        <w:ind w:left="2880" w:hanging="360"/>
+      </w:pPr>
+      <w:rPr>
+        <w:rFonts w:ascii="Wingdings" w:hAnsi="Wingdings"/>
+        <w:sz w:val="20"/>
+      </w:rPr>
+    </w:lvl>
+    <w:lvl w:ilvl="4">
+      <w:numFmt w:val="bullet"/>
+      <w:lvlText w:val=""/>
+      <w:lvlJc w:val="left"/>
+      <w:pPr>
+        <w:ind w:left="3600" w:hanging="360"/>
+      </w:pPr>
+      <w:rPr>
+        <w:rFonts w:ascii="Wingdings" w:hAnsi="Wingdings"/>
+        <w:sz w:val="20"/>
+      </w:rPr>
+    </w:lvl>
+    <w:lvl w:ilvl="5">
+      <w:numFmt w:val="bullet"/>
+      <w:lvlText w:val=""/>
+      <w:lvlJc w:val="left"/>
+      <w:pPr>
+        <w:ind w:left="4320" w:hanging="360"/>
+      </w:pPr>
+      <w:rPr>
+        <w:rFonts w:ascii="Wingdings" w:hAnsi="Wingdings"/>
+        <w:sz w:val="20"/>
+      </w:rPr>
+    </w:lvl>
+    <w:lvl w:ilvl="6">
+      <w:numFmt w:val="bullet"/>
+      <w:lvlText w:val=""/>
+      <w:lvlJc w:val="left"/>
+      <w:pPr>
+        <w:ind w:left="5040" w:hanging="360"/>
+      </w:pPr>
+      <w:rPr>
+        <w:rFonts w:ascii="Wingdings" w:hAnsi="Wingdings"/>
+        <w:sz w:val="20"/>
+      </w:rPr>
+    </w:lvl>
+    <w:lvl w:ilvl="7">
+      <w:numFmt w:val="bullet"/>
+      <w:lvlText w:val=""/>
+      <w:lvlJc w:val="left"/>
+      <w:pPr>
+        <w:ind w:left="5760" w:hanging="360"/>
+      </w:pPr>
+      <w:rPr>
+        <w:rFonts w:ascii="Wingdings" w:hAnsi="Wingdings"/>
+        <w:sz w:val="20"/>
+      </w:rPr>
+    </w:lvl>
+    <w:lvl w:ilvl="8">
+      <w:numFmt w:val="bullet"/>
+      <w:lvlText w:val=""/>
+      <w:lvlJc w:val="left"/>
+      <w:pPr>
+        <w:ind w:left="6480" w:hanging="360"/>
+      </w:pPr>
+      <w:rPr>
+        <w:rFonts w:ascii="Wingdings" w:hAnsi="Wingdings"/>
+        <w:sz w:val="20"/>
+      </w:rPr>
+    </w:lvl>
+  </w:abstractNum>
+  <w:abstractNum w:abstractNumId="3" w15:restartNumberingAfterBreak="0">
+    <w:nsid w:val="1C6C1FCB"/>
+    <w:multiLevelType w:val="multilevel"/>
+    <w:tmpl w:val="A760B666"/>
+    <w:lvl w:ilvl="0">
+      <w:start w:val="1"/>
+      <w:numFmt w:val="decimal"/>
+      <w:lvlText w:val="%1."/>
+      <w:lvlJc w:val="left"/>
+      <w:pPr>
+        <w:ind w:left="720" w:hanging="360"/>
+      </w:pPr>
+    </w:lvl>
+    <w:lvl w:ilvl="1">
+      <w:numFmt w:val="bullet"/>
+      <w:lvlText w:val="o"/>
+      <w:lvlJc w:val="left"/>
+      <w:pPr>
+        <w:ind w:left="1440" w:hanging="360"/>
+      </w:pPr>
+      <w:rPr>
+        <w:rFonts w:ascii="Courier New" w:hAnsi="Courier New"/>
+        <w:sz w:val="20"/>
+      </w:rPr>
+    </w:lvl>
+    <w:lvl w:ilvl="2">
+      <w:start w:val="1"/>
+      <w:numFmt w:val="decimal"/>
+      <w:lvlText w:val="."/>
+      <w:lvlJc w:val="left"/>
+      <w:pPr>
+        <w:ind w:left="2160" w:hanging="360"/>
+      </w:pPr>
+    </w:lvl>
+    <w:lvl w:ilvl="3">
+      <w:start w:val="1"/>
+      <w:numFmt w:val="decimal"/>
+      <w:lvlText w:val="."/>
+      <w:lvlJc w:val="left"/>
+      <w:pPr>
+        <w:ind w:left="2880" w:hanging="360"/>
+      </w:pPr>
+    </w:lvl>
+    <w:lvl w:ilvl="4">
+      <w:start w:val="1"/>
+      <w:numFmt w:val="decimal"/>
+      <w:lvlText w:val="."/>
+      <w:lvlJc w:val="left"/>
+      <w:pPr>
+        <w:ind w:left="3600" w:hanging="360"/>
+      </w:pPr>
+    </w:lvl>
+    <w:lvl w:ilvl="5">
+      <w:start w:val="1"/>
+      <w:numFmt w:val="decimal"/>
+      <w:lvlText w:val="."/>
+      <w:lvlJc w:val="left"/>
+      <w:pPr>
+        <w:ind w:left="4320" w:hanging="360"/>
+      </w:pPr>
+    </w:lvl>
+    <w:lvl w:ilvl="6">
+      <w:start w:val="1"/>
+      <w:numFmt w:val="decimal"/>
+      <w:lvlText w:val="."/>
+      <w:lvlJc w:val="left"/>
+      <w:pPr>
+        <w:ind w:left="5040" w:hanging="360"/>
+      </w:pPr>
+    </w:lvl>
+    <w:lvl w:ilvl="7">
+      <w:start w:val="1"/>
+      <w:numFmt w:val="decimal"/>
+      <w:lvlText w:val="."/>
+      <w:lvlJc w:val="left"/>
+      <w:pPr>
+        <w:ind w:left="5760" w:hanging="360"/>
+      </w:pPr>
+    </w:lvl>
+    <w:lvl w:ilvl="8">
+      <w:start w:val="1"/>
+      <w:numFmt w:val="decimal"/>
+      <w:lvlText w:val="."/>
+      <w:lvlJc w:val="left"/>
+      <w:pPr>
+        <w:ind w:left="6480" w:hanging="360"/>
+      </w:pPr>
+    </w:lvl>
+  </w:abstractNum>
+  <w:abstractNum w:abstractNumId="4" w15:restartNumberingAfterBreak="0">
+    <w:nsid w:val="20910CF9"/>
+    <w:multiLevelType w:val="multilevel"/>
+    <w:tmpl w:val="ACCEFDD4"/>
+    <w:lvl w:ilvl="0">
+      <w:start w:val="1"/>
+      <w:numFmt w:val="decimal"/>
+      <w:lvlText w:val="%1."/>
+      <w:lvlJc w:val="left"/>
+      <w:pPr>
+        <w:ind w:left="720" w:hanging="360"/>
+      </w:pPr>
+    </w:lvl>
+    <w:lvl w:ilvl="1">
+      <w:numFmt w:val="bullet"/>
+      <w:lvlText w:val="o"/>
+      <w:lvlJc w:val="left"/>
+      <w:pPr>
+        <w:ind w:left="1440" w:hanging="360"/>
+      </w:pPr>
+      <w:rPr>
+        <w:rFonts w:ascii="Courier New" w:hAnsi="Courier New"/>
+        <w:sz w:val="20"/>
+      </w:rPr>
+    </w:lvl>
+    <w:lvl w:ilvl="2">
+      <w:numFmt w:val="bullet"/>
+      <w:lvlText w:val="-"/>
+      <w:lvlJc w:val="left"/>
+      <w:pPr>
+        <w:ind w:left="2160" w:hanging="360"/>
+      </w:pPr>
+      <w:rPr>
+        <w:rFonts w:ascii="Aptos" w:eastAsia="Aptos" w:hAnsi="Aptos" w:cs="Times New Roman"/>
+      </w:rPr>
+    </w:lvl>
+    <w:lvl w:ilvl="3">
+      <w:start w:val="1"/>
+      <w:numFmt w:val="decimal"/>
+      <w:lvlText w:val="."/>
+      <w:lvlJc w:val="left"/>
+      <w:pPr>
+        <w:ind w:left="2880" w:hanging="360"/>
+      </w:pPr>
+    </w:lvl>
+    <w:lvl w:ilvl="4">
+      <w:start w:val="1"/>
+      <w:numFmt w:val="decimal"/>
+      <w:lvlText w:val="."/>
+      <w:lvlJc w:val="left"/>
+      <w:pPr>
+        <w:ind w:left="3600" w:hanging="360"/>
+      </w:pPr>
+    </w:lvl>
+    <w:lvl w:ilvl="5">
+      <w:start w:val="1"/>
+      <w:numFmt w:val="decimal"/>
+      <w:lvlText w:val="."/>
+      <w:lvlJc w:val="left"/>
+      <w:pPr>
+        <w:ind w:left="4320" w:hanging="360"/>
+      </w:pPr>
+    </w:lvl>
+    <w:lvl w:ilvl="6">
+      <w:start w:val="1"/>
+      <w:numFmt w:val="decimal"/>
+      <w:lvlText w:val="."/>
+      <w:lvlJc w:val="left"/>
+      <w:pPr>
+        <w:ind w:left="5040" w:hanging="360"/>
+      </w:pPr>
+    </w:lvl>
+    <w:lvl w:ilvl="7">
+      <w:start w:val="1"/>
+      <w:numFmt w:val="decimal"/>
+      <w:lvlText w:val="."/>
+      <w:lvlJc w:val="left"/>
+      <w:pPr>
+        <w:ind w:left="5760" w:hanging="360"/>
+      </w:pPr>
+    </w:lvl>
+    <w:lvl w:ilvl="8">
+      <w:start w:val="1"/>
+      <w:numFmt w:val="decimal"/>
+      <w:lvlText w:val="."/>
+      <w:lvlJc w:val="left"/>
+      <w:pPr>
+        <w:ind w:left="6480" w:hanging="360"/>
+      </w:pPr>
+    </w:lvl>
+  </w:abstractNum>
+  <w:abstractNum w:abstractNumId="5" w15:restartNumberingAfterBreak="0">
+    <w:nsid w:val="2E676421"/>
+    <w:multiLevelType w:val="multilevel"/>
+    <w:tmpl w:val="38940594"/>
+    <w:lvl w:ilvl="0">
+      <w:numFmt w:val="bullet"/>
+      <w:lvlText w:val=""/>
+      <w:lvlJc w:val="left"/>
+      <w:pPr>
+        <w:ind w:left="720" w:hanging="360"/>
+      </w:pPr>
+      <w:rPr>
+        <w:rFonts w:ascii="Symbol" w:hAnsi="Symbol"/>
+        <w:sz w:val="20"/>
+      </w:rPr>
+    </w:lvl>
+    <w:lvl w:ilvl="1">
+      <w:numFmt w:val="bullet"/>
+      <w:lvlText w:val="o"/>
+      <w:lvlJc w:val="left"/>
+      <w:pPr>
+        <w:ind w:left="1440" w:hanging="360"/>
+      </w:pPr>
+      <w:rPr>
+        <w:rFonts w:ascii="Courier New" w:hAnsi="Courier New"/>
+        <w:sz w:val="20"/>
+      </w:rPr>
+    </w:lvl>
+    <w:lvl w:ilvl="2">
+      <w:numFmt w:val="bullet"/>
+      <w:lvlText w:val=""/>
+      <w:lvlJc w:val="left"/>
+      <w:pPr>
+        <w:ind w:left="2160" w:hanging="360"/>
+      </w:pPr>
+      <w:rPr>
+        <w:rFonts w:ascii="Wingdings" w:hAnsi="Wingdings"/>
+        <w:sz w:val="20"/>
+      </w:rPr>
+    </w:lvl>
+    <w:lvl w:ilvl="3">
+      <w:numFmt w:val="bullet"/>
+      <w:lvlText w:val=""/>
+      <w:lvlJc w:val="left"/>
+      <w:pPr>
+        <w:ind w:left="2880" w:hanging="360"/>
+      </w:pPr>
+      <w:rPr>
+        <w:rFonts w:ascii="Wingdings" w:hAnsi="Wingdings"/>
+        <w:sz w:val="20"/>
+      </w:rPr>
+    </w:lvl>
+    <w:lvl w:ilvl="4">
+      <w:numFmt w:val="bullet"/>
+      <w:lvlText w:val=""/>
+      <w:lvlJc w:val="left"/>
+      <w:pPr>
+        <w:ind w:left="3600" w:hanging="360"/>
+      </w:pPr>
+      <w:rPr>
+        <w:rFonts w:ascii="Wingdings" w:hAnsi="Wingdings"/>
+        <w:sz w:val="20"/>
+      </w:rPr>
+    </w:lvl>
+    <w:lvl w:ilvl="5">
+      <w:numFmt w:val="bullet"/>
+      <w:lvlText w:val=""/>
+      <w:lvlJc w:val="left"/>
+      <w:pPr>
+        <w:ind w:left="4320" w:hanging="360"/>
+      </w:pPr>
+      <w:rPr>
+        <w:rFonts w:ascii="Wingdings" w:hAnsi="Wingdings"/>
+        <w:sz w:val="20"/>
+      </w:rPr>
+    </w:lvl>
+    <w:lvl w:ilvl="6">
+      <w:numFmt w:val="bullet"/>
+      <w:lvlText w:val=""/>
+      <w:lvlJc w:val="left"/>
+      <w:pPr>
+        <w:ind w:left="5040" w:hanging="360"/>
+      </w:pPr>
+      <w:rPr>
+        <w:rFonts w:ascii="Wingdings" w:hAnsi="Wingdings"/>
+        <w:sz w:val="20"/>
+      </w:rPr>
+    </w:lvl>
+    <w:lvl w:ilvl="7">
+      <w:numFmt w:val="bullet"/>
+      <w:lvlText w:val=""/>
+      <w:lvlJc w:val="left"/>
+      <w:pPr>
+        <w:ind w:left="5760" w:hanging="360"/>
+      </w:pPr>
+      <w:rPr>
+        <w:rFonts w:ascii="Wingdings" w:hAnsi="Wingdings"/>
+        <w:sz w:val="20"/>
+      </w:rPr>
+    </w:lvl>
+    <w:lvl w:ilvl="8">
+      <w:numFmt w:val="bullet"/>
+      <w:lvlText w:val=""/>
+      <w:lvlJc w:val="left"/>
+      <w:pPr>
+        <w:ind w:left="6480" w:hanging="360"/>
+      </w:pPr>
+      <w:rPr>
+        <w:rFonts w:ascii="Wingdings" w:hAnsi="Wingdings"/>
+        <w:sz w:val="20"/>
+      </w:rPr>
+    </w:lvl>
+  </w:abstractNum>
+  <w:abstractNum w:abstractNumId="6" w15:restartNumberingAfterBreak="0">
+    <w:nsid w:val="4CE3925D"/>
+    <w:multiLevelType w:val="hybridMultilevel"/>
+    <w:tmpl w:val="D966A542"/>
+    <w:lvl w:ilvl="0" w:tplc="883CDE4C">
+      <w:start w:val="1"/>
+      <w:numFmt w:val="bullet"/>
+      <w:lvlText w:val=""/>
+      <w:lvlJc w:val="left"/>
+      <w:pPr>
+        <w:ind w:left="720" w:hanging="360"/>
+      </w:pPr>
+      <w:rPr>
+        <w:rFonts w:ascii="Symbol" w:hAnsi="Symbol" w:hint="default"/>
+      </w:rPr>
+    </w:lvl>
+    <w:lvl w:ilvl="1" w:tplc="99C8351A">
+      <w:start w:val="1"/>
+      <w:numFmt w:val="bullet"/>
+      <w:lvlText w:val="o"/>
+      <w:lvlJc w:val="left"/>
+      <w:pPr>
+        <w:ind w:left="1440" w:hanging="360"/>
+      </w:pPr>
+      <w:rPr>
+        <w:rFonts w:ascii="&quot;Courier New&quot;" w:hAnsi="&quot;Courier New&quot;" w:hint="default"/>
+      </w:rPr>
+    </w:lvl>
+    <w:lvl w:ilvl="2" w:tplc="7496279A">
+      <w:start w:val="1"/>
+      <w:numFmt w:val="bullet"/>
+      <w:lvlText w:val=""/>
+      <w:lvlJc w:val="left"/>
+      <w:pPr>
+        <w:ind w:left="2160" w:hanging="360"/>
+      </w:pPr>
+      <w:rPr>
+        <w:rFonts w:ascii="Wingdings" w:hAnsi="Wingdings" w:hint="default"/>
+      </w:rPr>
+    </w:lvl>
+    <w:lvl w:ilvl="3" w:tplc="86EA42A4">
+      <w:start w:val="1"/>
+      <w:numFmt w:val="bullet"/>
+      <w:lvlText w:val=""/>
+      <w:lvlJc w:val="left"/>
+      <w:pPr>
+        <w:ind w:left="2880" w:hanging="360"/>
+      </w:pPr>
+      <w:rPr>
+        <w:rFonts w:ascii="Symbol" w:hAnsi="Symbol" w:hint="default"/>
+      </w:rPr>
+    </w:lvl>
+    <w:lvl w:ilvl="4" w:tplc="F4F60266">
+      <w:start w:val="1"/>
+      <w:numFmt w:val="bullet"/>
+      <w:lvlText w:val="o"/>
+      <w:lvlJc w:val="left"/>
+      <w:pPr>
+        <w:ind w:left="3600" w:hanging="360"/>
+      </w:pPr>
+      <w:rPr>
+        <w:rFonts w:ascii="Courier New" w:hAnsi="Courier New" w:hint="default"/>
+      </w:rPr>
+    </w:lvl>
+    <w:lvl w:ilvl="5" w:tplc="4A52BE66">
+      <w:start w:val="1"/>
+      <w:numFmt w:val="bullet"/>
+      <w:lvlText w:val=""/>
+      <w:lvlJc w:val="left"/>
+      <w:pPr>
+        <w:ind w:left="4320" w:hanging="360"/>
+      </w:pPr>
+      <w:rPr>
+        <w:rFonts w:ascii="Wingdings" w:hAnsi="Wingdings" w:hint="default"/>
+      </w:rPr>
+    </w:lvl>
+    <w:lvl w:ilvl="6" w:tplc="D368E6DE">
+      <w:start w:val="1"/>
+      <w:numFmt w:val="bullet"/>
+      <w:lvlText w:val=""/>
+      <w:lvlJc w:val="left"/>
+      <w:pPr>
+        <w:ind w:left="5040" w:hanging="360"/>
+      </w:pPr>
+      <w:rPr>
+        <w:rFonts w:ascii="Symbol" w:hAnsi="Symbol" w:hint="default"/>
+      </w:rPr>
+    </w:lvl>
+    <w:lvl w:ilvl="7" w:tplc="554005D8">
+      <w:start w:val="1"/>
+      <w:numFmt w:val="bullet"/>
+      <w:lvlText w:val="o"/>
+      <w:lvlJc w:val="left"/>
+      <w:pPr>
+        <w:ind w:left="5760" w:hanging="360"/>
+      </w:pPr>
+      <w:rPr>
+        <w:rFonts w:ascii="Courier New" w:hAnsi="Courier New" w:hint="default"/>
+      </w:rPr>
+    </w:lvl>
+    <w:lvl w:ilvl="8" w:tplc="74D21376">
+      <w:start w:val="1"/>
+      <w:numFmt w:val="bullet"/>
+      <w:lvlText w:val=""/>
+      <w:lvlJc w:val="left"/>
+      <w:pPr>
+        <w:ind w:left="6480" w:hanging="360"/>
+      </w:pPr>
+      <w:rPr>
+        <w:rFonts w:ascii="Wingdings" w:hAnsi="Wingdings" w:hint="default"/>
+      </w:rPr>
+    </w:lvl>
+  </w:abstractNum>
+  <w:abstractNum w:abstractNumId="7" w15:restartNumberingAfterBreak="0">
+    <w:nsid w:val="4DD36209"/>
+    <w:multiLevelType w:val="multilevel"/>
+    <w:tmpl w:val="6B46CDB2"/>
+    <w:lvl w:ilvl="0">
+      <w:numFmt w:val="bullet"/>
+      <w:lvlText w:val=""/>
+      <w:lvlJc w:val="left"/>
+      <w:pPr>
+        <w:ind w:left="720" w:hanging="360"/>
+      </w:pPr>
+      <w:rPr>
+        <w:rFonts w:ascii="Symbol" w:hAnsi="Symbol"/>
+        <w:sz w:val="20"/>
+      </w:rPr>
+    </w:lvl>
+    <w:lvl w:ilvl="1">
+      <w:numFmt w:val="bullet"/>
+      <w:lvlText w:val="o"/>
+      <w:lvlJc w:val="left"/>
+      <w:pPr>
+        <w:ind w:left="1440" w:hanging="360"/>
+      </w:pPr>
+      <w:rPr>
+        <w:rFonts w:ascii="Courier New" w:hAnsi="Courier New"/>
+        <w:sz w:val="20"/>
+      </w:rPr>
+    </w:lvl>
+    <w:lvl w:ilvl="2">
+      <w:numFmt w:val="bullet"/>
+      <w:lvlText w:val=""/>
+      <w:lvlJc w:val="left"/>
+      <w:pPr>
+        <w:ind w:left="2160" w:hanging="360"/>
+      </w:pPr>
+      <w:rPr>
+        <w:rFonts w:ascii="Wingdings" w:hAnsi="Wingdings"/>
+        <w:sz w:val="20"/>
+      </w:rPr>
+    </w:lvl>
+    <w:lvl w:ilvl="3">
+      <w:numFmt w:val="bullet"/>
+      <w:lvlText w:val=""/>
+      <w:lvlJc w:val="left"/>
+      <w:pPr>
+        <w:ind w:left="2880" w:hanging="360"/>
+      </w:pPr>
+      <w:rPr>
+        <w:rFonts w:ascii="Wingdings" w:hAnsi="Wingdings"/>
+        <w:sz w:val="20"/>
+      </w:rPr>
+    </w:lvl>
+    <w:lvl w:ilvl="4">
+      <w:numFmt w:val="bullet"/>
+      <w:lvlText w:val=""/>
+      <w:lvlJc w:val="left"/>
+      <w:pPr>
+        <w:ind w:left="3600" w:hanging="360"/>
+      </w:pPr>
+      <w:rPr>
+        <w:rFonts w:ascii="Wingdings" w:hAnsi="Wingdings"/>
+        <w:sz w:val="20"/>
+      </w:rPr>
+    </w:lvl>
+    <w:lvl w:ilvl="5">
+      <w:numFmt w:val="bullet"/>
+      <w:lvlText w:val=""/>
+      <w:lvlJc w:val="left"/>
+      <w:pPr>
+        <w:ind w:left="4320" w:hanging="360"/>
+      </w:pPr>
+      <w:rPr>
+        <w:rFonts w:ascii="Wingdings" w:hAnsi="Wingdings"/>
+        <w:sz w:val="20"/>
+      </w:rPr>
+    </w:lvl>
+    <w:lvl w:ilvl="6">
+      <w:numFmt w:val="bullet"/>
+      <w:lvlText w:val=""/>
+      <w:lvlJc w:val="left"/>
+      <w:pPr>
+        <w:ind w:left="5040" w:hanging="360"/>
+      </w:pPr>
+      <w:rPr>
+        <w:rFonts w:ascii="Wingdings" w:hAnsi="Wingdings"/>
+        <w:sz w:val="20"/>
+      </w:rPr>
+    </w:lvl>
+    <w:lvl w:ilvl="7">
+      <w:numFmt w:val="bullet"/>
+      <w:lvlText w:val=""/>
+      <w:lvlJc w:val="left"/>
+      <w:pPr>
+        <w:ind w:left="5760" w:hanging="360"/>
+      </w:pPr>
+      <w:rPr>
+        <w:rFonts w:ascii="Wingdings" w:hAnsi="Wingdings"/>
+        <w:sz w:val="20"/>
+      </w:rPr>
+    </w:lvl>
+    <w:lvl w:ilvl="8">
+      <w:numFmt w:val="bullet"/>
+      <w:lvlText w:val=""/>
+      <w:lvlJc w:val="left"/>
+      <w:pPr>
+        <w:ind w:left="6480" w:hanging="360"/>
+      </w:pPr>
+      <w:rPr>
+        <w:rFonts w:ascii="Wingdings" w:hAnsi="Wingdings"/>
+        <w:sz w:val="20"/>
+      </w:rPr>
+    </w:lvl>
+  </w:abstractNum>
+  <w:abstractNum w:abstractNumId="8" w15:restartNumberingAfterBreak="0">
+    <w:nsid w:val="51200C09"/>
+    <w:multiLevelType w:val="multilevel"/>
+    <w:tmpl w:val="D11CD0F0"/>
+    <w:lvl w:ilvl="0">
+      <w:numFmt w:val="bullet"/>
+      <w:lvlText w:val=""/>
+      <w:lvlJc w:val="left"/>
+      <w:pPr>
+        <w:ind w:left="720" w:hanging="360"/>
+      </w:pPr>
+      <w:rPr>
+        <w:rFonts w:ascii="Symbol" w:hAnsi="Symbol"/>
+        <w:sz w:val="20"/>
+      </w:rPr>
+    </w:lvl>
+    <w:lvl w:ilvl="1">
+      <w:numFmt w:val="bullet"/>
+      <w:lvlText w:val="o"/>
+      <w:lvlJc w:val="left"/>
+      <w:pPr>
+        <w:ind w:left="1440" w:hanging="360"/>
+      </w:pPr>
+      <w:rPr>
+        <w:rFonts w:ascii="Courier New" w:hAnsi="Courier New"/>
+        <w:sz w:val="20"/>
+      </w:rPr>
+    </w:lvl>
+    <w:lvl w:ilvl="2">
+      <w:numFmt w:val="bullet"/>
+      <w:lvlText w:val=""/>
+      <w:lvlJc w:val="left"/>
+      <w:pPr>
+        <w:ind w:left="2160" w:hanging="360"/>
+      </w:pPr>
+      <w:rPr>
+        <w:rFonts w:ascii="Wingdings" w:hAnsi="Wingdings"/>
+        <w:sz w:val="20"/>
+      </w:rPr>
+    </w:lvl>
+    <w:lvl w:ilvl="3">
+      <w:numFmt w:val="bullet"/>
+      <w:lvlText w:val=""/>
+      <w:lvlJc w:val="left"/>
+      <w:pPr>
+        <w:ind w:left="2880" w:hanging="360"/>
+      </w:pPr>
+      <w:rPr>
+        <w:rFonts w:ascii="Wingdings" w:hAnsi="Wingdings"/>
+        <w:sz w:val="20"/>
+      </w:rPr>
+    </w:lvl>
+    <w:lvl w:ilvl="4">
+      <w:numFmt w:val="bullet"/>
+      <w:lvlText w:val=""/>
+      <w:lvlJc w:val="left"/>
+      <w:pPr>
+        <w:ind w:left="3600" w:hanging="360"/>
+      </w:pPr>
+      <w:rPr>
+        <w:rFonts w:ascii="Wingdings" w:hAnsi="Wingdings"/>
+        <w:sz w:val="20"/>
+      </w:rPr>
+    </w:lvl>
+    <w:lvl w:ilvl="5">
+      <w:numFmt w:val="bullet"/>
+      <w:lvlText w:val=""/>
+      <w:lvlJc w:val="left"/>
+      <w:pPr>
+        <w:ind w:left="4320" w:hanging="360"/>
+      </w:pPr>
+      <w:rPr>
+        <w:rFonts w:ascii="Wingdings" w:hAnsi="Wingdings"/>
+        <w:sz w:val="20"/>
+      </w:rPr>
+    </w:lvl>
+    <w:lvl w:ilvl="6">
+      <w:numFmt w:val="bullet"/>
+      <w:lvlText w:val=""/>
+      <w:lvlJc w:val="left"/>
+      <w:pPr>
+        <w:ind w:left="5040" w:hanging="360"/>
+      </w:pPr>
+      <w:rPr>
+        <w:rFonts w:ascii="Wingdings" w:hAnsi="Wingdings"/>
+        <w:sz w:val="20"/>
+      </w:rPr>
+    </w:lvl>
+    <w:lvl w:ilvl="7">
+      <w:numFmt w:val="bullet"/>
+      <w:lvlText w:val=""/>
+      <w:lvlJc w:val="left"/>
+      <w:pPr>
+        <w:ind w:left="5760" w:hanging="360"/>
+      </w:pPr>
+      <w:rPr>
+        <w:rFonts w:ascii="Wingdings" w:hAnsi="Wingdings"/>
+        <w:sz w:val="20"/>
+      </w:rPr>
+    </w:lvl>
+    <w:lvl w:ilvl="8">
+      <w:numFmt w:val="bullet"/>
+      <w:lvlText w:val=""/>
+      <w:lvlJc w:val="left"/>
+      <w:pPr>
+        <w:ind w:left="6480" w:hanging="360"/>
+      </w:pPr>
+      <w:rPr>
+        <w:rFonts w:ascii="Wingdings" w:hAnsi="Wingdings"/>
+        <w:sz w:val="20"/>
+      </w:rPr>
+    </w:lvl>
+  </w:abstractNum>
+  <w:abstractNum w:abstractNumId="9" w15:restartNumberingAfterBreak="0">
+    <w:nsid w:val="5A0653C5"/>
+    <w:multiLevelType w:val="multilevel"/>
+    <w:tmpl w:val="CB16C574"/>
+    <w:lvl w:ilvl="0">
+      <w:numFmt w:val="bullet"/>
+      <w:lvlText w:val=""/>
+      <w:lvlJc w:val="left"/>
+      <w:pPr>
+        <w:ind w:left="720" w:hanging="360"/>
+      </w:pPr>
+      <w:rPr>
+        <w:rFonts w:ascii="Symbol" w:hAnsi="Symbol"/>
+        <w:sz w:val="20"/>
+      </w:rPr>
+    </w:lvl>
+    <w:lvl w:ilvl="1">
+      <w:numFmt w:val="bullet"/>
+      <w:lvlText w:val="o"/>
+      <w:lvlJc w:val="left"/>
+      <w:pPr>
+        <w:ind w:left="1440" w:hanging="360"/>
+      </w:pPr>
+      <w:rPr>
+        <w:rFonts w:ascii="Courier New" w:hAnsi="Courier New"/>
+        <w:sz w:val="20"/>
+      </w:rPr>
+    </w:lvl>
+    <w:lvl w:ilvl="2">
+      <w:numFmt w:val="bullet"/>
+      <w:lvlText w:val=""/>
+      <w:lvlJc w:val="left"/>
+      <w:pPr>
+        <w:ind w:left="2160" w:hanging="360"/>
+      </w:pPr>
+      <w:rPr>
+        <w:rFonts w:ascii="Wingdings" w:hAnsi="Wingdings"/>
+        <w:sz w:val="20"/>
+      </w:rPr>
+    </w:lvl>
+    <w:lvl w:ilvl="3">
+      <w:numFmt w:val="bullet"/>
+      <w:lvlText w:val=""/>
+      <w:lvlJc w:val="left"/>
+      <w:pPr>
+        <w:ind w:left="2880" w:hanging="360"/>
+      </w:pPr>
+      <w:rPr>
+        <w:rFonts w:ascii="Wingdings" w:hAnsi="Wingdings"/>
+        <w:sz w:val="20"/>
+      </w:rPr>
+    </w:lvl>
+    <w:lvl w:ilvl="4">
+      <w:numFmt w:val="bullet"/>
+      <w:lvlText w:val=""/>
+      <w:lvlJc w:val="left"/>
+      <w:pPr>
+        <w:ind w:left="3600" w:hanging="360"/>
+      </w:pPr>
+      <w:rPr>
+        <w:rFonts w:ascii="Wingdings" w:hAnsi="Wingdings"/>
+        <w:sz w:val="20"/>
+      </w:rPr>
+    </w:lvl>
+    <w:lvl w:ilvl="5">
+      <w:numFmt w:val="bullet"/>
+      <w:lvlText w:val=""/>
+      <w:lvlJc w:val="left"/>
+      <w:pPr>
+        <w:ind w:left="4320" w:hanging="360"/>
+      </w:pPr>
+      <w:rPr>
+        <w:rFonts w:ascii="Wingdings" w:hAnsi="Wingdings"/>
+        <w:sz w:val="20"/>
+      </w:rPr>
+    </w:lvl>
+    <w:lvl w:ilvl="6">
+      <w:numFmt w:val="bullet"/>
+      <w:lvlText w:val=""/>
+      <w:lvlJc w:val="left"/>
+      <w:pPr>
+        <w:ind w:left="5040" w:hanging="360"/>
+      </w:pPr>
+      <w:rPr>
+        <w:rFonts w:ascii="Wingdings" w:hAnsi="Wingdings"/>
+        <w:sz w:val="20"/>
+      </w:rPr>
+    </w:lvl>
+    <w:lvl w:ilvl="7">
+      <w:numFmt w:val="bullet"/>
+      <w:lvlText w:val=""/>
+      <w:lvlJc w:val="left"/>
+      <w:pPr>
+        <w:ind w:left="5760" w:hanging="360"/>
+      </w:pPr>
+      <w:rPr>
+        <w:rFonts w:ascii="Wingdings" w:hAnsi="Wingdings"/>
+        <w:sz w:val="20"/>
+      </w:rPr>
+    </w:lvl>
+    <w:lvl w:ilvl="8">
+      <w:numFmt w:val="bullet"/>
+      <w:lvlText w:val=""/>
+      <w:lvlJc w:val="left"/>
+      <w:pPr>
+        <w:ind w:left="6480" w:hanging="360"/>
+      </w:pPr>
+      <w:rPr>
+        <w:rFonts w:ascii="Wingdings" w:hAnsi="Wingdings"/>
+        <w:sz w:val="20"/>
+      </w:rPr>
+    </w:lvl>
+  </w:abstractNum>
+  <w:abstractNum w:abstractNumId="10" w15:restartNumberingAfterBreak="0">
+    <w:nsid w:val="699B2229"/>
+    <w:multiLevelType w:val="multilevel"/>
+    <w:tmpl w:val="73342998"/>
+    <w:lvl w:ilvl="0">
+      <w:numFmt w:val="bullet"/>
+      <w:lvlText w:val=""/>
+      <w:lvlJc w:val="left"/>
+      <w:pPr>
+        <w:ind w:left="720" w:hanging="360"/>
+      </w:pPr>
+      <w:rPr>
+        <w:rFonts w:ascii="Symbol" w:hAnsi="Symbol"/>
+        <w:sz w:val="20"/>
+      </w:rPr>
+    </w:lvl>
+    <w:lvl w:ilvl="1">
+      <w:numFmt w:val="bullet"/>
+      <w:lvlText w:val="o"/>
+      <w:lvlJc w:val="left"/>
+      <w:pPr>
+        <w:ind w:left="1440" w:hanging="360"/>
+      </w:pPr>
+      <w:rPr>
+        <w:rFonts w:ascii="Courier New" w:hAnsi="Courier New"/>
+        <w:sz w:val="20"/>
+      </w:rPr>
+    </w:lvl>
+    <w:lvl w:ilvl="2">
+      <w:numFmt w:val="bullet"/>
+      <w:lvlText w:val=""/>
+      <w:lvlJc w:val="left"/>
+      <w:pPr>
+        <w:ind w:left="2160" w:hanging="360"/>
+      </w:pPr>
+      <w:rPr>
+        <w:rFonts w:ascii="Wingdings" w:hAnsi="Wingdings"/>
+        <w:sz w:val="20"/>
+      </w:rPr>
+    </w:lvl>
+    <w:lvl w:ilvl="3">
+      <w:numFmt w:val="bullet"/>
+      <w:lvlText w:val=""/>
+      <w:lvlJc w:val="left"/>
+      <w:pPr>
+        <w:ind w:left="2880" w:hanging="360"/>
+      </w:pPr>
+      <w:rPr>
+        <w:rFonts w:ascii="Wingdings" w:hAnsi="Wingdings"/>
+        <w:sz w:val="20"/>
+      </w:rPr>
+    </w:lvl>
+    <w:lvl w:ilvl="4">
+      <w:numFmt w:val="bullet"/>
+      <w:lvlText w:val=""/>
+      <w:lvlJc w:val="left"/>
+      <w:pPr>
+        <w:ind w:left="3600" w:hanging="360"/>
+      </w:pPr>
+      <w:rPr>
+        <w:rFonts w:ascii="Wingdings" w:hAnsi="Wingdings"/>
+        <w:sz w:val="20"/>
+      </w:rPr>
+    </w:lvl>
+    <w:lvl w:ilvl="5">
+      <w:numFmt w:val="bullet"/>
+      <w:lvlText w:val=""/>
+      <w:lvlJc w:val="left"/>
+      <w:pPr>
+        <w:ind w:left="4320" w:hanging="360"/>
+      </w:pPr>
+      <w:rPr>
+        <w:rFonts w:ascii="Wingdings" w:hAnsi="Wingdings"/>
+        <w:sz w:val="20"/>
+      </w:rPr>
+    </w:lvl>
+    <w:lvl w:ilvl="6">
+      <w:numFmt w:val="bullet"/>
+      <w:lvlText w:val=""/>
+      <w:lvlJc w:val="left"/>
+      <w:pPr>
+        <w:ind w:left="5040" w:hanging="360"/>
+      </w:pPr>
+      <w:rPr>
+        <w:rFonts w:ascii="Wingdings" w:hAnsi="Wingdings"/>
+        <w:sz w:val="20"/>
+      </w:rPr>
+    </w:lvl>
+    <w:lvl w:ilvl="7">
+      <w:numFmt w:val="bullet"/>
+      <w:lvlText w:val=""/>
+      <w:lvlJc w:val="left"/>
+      <w:pPr>
+        <w:ind w:left="5760" w:hanging="360"/>
+      </w:pPr>
+      <w:rPr>
+        <w:rFonts w:ascii="Wingdings" w:hAnsi="Wingdings"/>
+        <w:sz w:val="20"/>
+      </w:rPr>
+    </w:lvl>
+    <w:lvl w:ilvl="8">
+      <w:numFmt w:val="bullet"/>
+      <w:lvlText w:val=""/>
+      <w:lvlJc w:val="left"/>
+      <w:pPr>
+        <w:ind w:left="6480" w:hanging="360"/>
+      </w:pPr>
+      <w:rPr>
+        <w:rFonts w:ascii="Wingdings" w:hAnsi="Wingdings"/>
+        <w:sz w:val="20"/>
+      </w:rPr>
+    </w:lvl>
+  </w:abstractNum>
+  <w:abstractNum w:abstractNumId="11" w15:restartNumberingAfterBreak="0">
+    <w:nsid w:val="6A423709"/>
+    <w:multiLevelType w:val="multilevel"/>
+    <w:tmpl w:val="0D387642"/>
+    <w:lvl w:ilvl="0">
+      <w:start w:val="1"/>
+      <w:numFmt w:val="decimal"/>
+      <w:lvlText w:val="%1."/>
+      <w:lvlJc w:val="left"/>
+      <w:pPr>
+        <w:ind w:left="720" w:hanging="360"/>
+      </w:pPr>
+    </w:lvl>
+    <w:lvl w:ilvl="1">
+      <w:numFmt w:val="bullet"/>
+      <w:lvlText w:val="o"/>
+      <w:lvlJc w:val="left"/>
+      <w:pPr>
+        <w:ind w:left="1440" w:hanging="360"/>
+      </w:pPr>
+      <w:rPr>
+        <w:rFonts w:ascii="Courier New" w:hAnsi="Courier New"/>
+        <w:sz w:val="20"/>
+      </w:rPr>
+    </w:lvl>
+    <w:lvl w:ilvl="2">
+      <w:start w:val="1"/>
+      <w:numFmt w:val="decimal"/>
+      <w:lvlText w:val="."/>
+      <w:lvlJc w:val="left"/>
+      <w:pPr>
+        <w:ind w:left="2160" w:hanging="360"/>
+      </w:pPr>
+    </w:lvl>
+    <w:lvl w:ilvl="3">
+      <w:start w:val="1"/>
+      <w:numFmt w:val="decimal"/>
+      <w:lvlText w:val="."/>
+      <w:lvlJc w:val="left"/>
+      <w:pPr>
+        <w:ind w:left="2880" w:hanging="360"/>
+      </w:pPr>
+    </w:lvl>
+    <w:lvl w:ilvl="4">
+      <w:start w:val="1"/>
+      <w:numFmt w:val="decimal"/>
+      <w:lvlText w:val="."/>
+      <w:lvlJc w:val="left"/>
+      <w:pPr>
+        <w:ind w:left="3600" w:hanging="360"/>
+      </w:pPr>
+    </w:lvl>
+    <w:lvl w:ilvl="5">
+      <w:start w:val="1"/>
+      <w:numFmt w:val="decimal"/>
+      <w:lvlText w:val="."/>
+      <w:lvlJc w:val="left"/>
+      <w:pPr>
+        <w:ind w:left="4320" w:hanging="360"/>
+      </w:pPr>
+    </w:lvl>
+    <w:lvl w:ilvl="6">
+      <w:start w:val="1"/>
+      <w:numFmt w:val="decimal"/>
+      <w:lvlText w:val="."/>
+      <w:lvlJc w:val="left"/>
+      <w:pPr>
+        <w:ind w:left="5040" w:hanging="360"/>
+      </w:pPr>
+    </w:lvl>
+    <w:lvl w:ilvl="7">
+      <w:start w:val="1"/>
+      <w:numFmt w:val="decimal"/>
+      <w:lvlText w:val="."/>
+      <w:lvlJc w:val="left"/>
+      <w:pPr>
+        <w:ind w:left="5760" w:hanging="360"/>
+      </w:pPr>
+    </w:lvl>
+    <w:lvl w:ilvl="8">
+      <w:start w:val="1"/>
+      <w:numFmt w:val="decimal"/>
+      <w:lvlText w:val="."/>
+      <w:lvlJc w:val="left"/>
+      <w:pPr>
+        <w:ind w:left="6480" w:hanging="360"/>
+      </w:pPr>
+    </w:lvl>
+  </w:abstractNum>
+  <w:num w:numId="1" w16cid:durableId="2057579401">
+    <w:abstractNumId w:val="6"/>
+  </w:num>
+  <w:num w:numId="2" w16cid:durableId="300772475">
+    <w:abstractNumId w:val="11"/>
+  </w:num>
+  <w:num w:numId="3" w16cid:durableId="1413621164">
+    <w:abstractNumId w:val="1"/>
+  </w:num>
+  <w:num w:numId="4" w16cid:durableId="17240749">
+    <w:abstractNumId w:val="0"/>
+  </w:num>
+  <w:num w:numId="5" w16cid:durableId="1253469695">
+    <w:abstractNumId w:val="9"/>
+  </w:num>
+  <w:num w:numId="6" w16cid:durableId="963269203">
+    <w:abstractNumId w:val="5"/>
+  </w:num>
+  <w:num w:numId="7" w16cid:durableId="282731215">
+    <w:abstractNumId w:val="10"/>
+  </w:num>
+  <w:num w:numId="8" w16cid:durableId="168253494">
+    <w:abstractNumId w:val="8"/>
+  </w:num>
+  <w:num w:numId="9" w16cid:durableId="1904947345">
+    <w:abstractNumId w:val="7"/>
+  </w:num>
+  <w:num w:numId="10" w16cid:durableId="2086486529">
+    <w:abstractNumId w:val="3"/>
+  </w:num>
+  <w:num w:numId="11" w16cid:durableId="614404693">
+    <w:abstractNumId w:val="2"/>
+  </w:num>
+  <w:num w:numId="12" w16cid:durableId="1016540365">
+    <w:abstractNumId w:val="4"/>
+  </w:num>
+</w:numbering>
 </file>
 
 <file path=word/styles.xml><?xml version="1.0" encoding="utf-8"?>

--- a/Code Breakers - Game Design Document.docx
+++ b/Code Breakers - Game Design Document.docx
@@ -1232,11 +1232,17 @@
         <w:spacing w:line="254" w:lineRule="auto"/>
         <w:rPr>
           <w:rFonts w:ascii="Aptos" w:eastAsia="Aptos" w:hAnsi="Aptos" w:cs="Aptos"/>
-        </w:rPr>
-      </w:pPr>
-      <w:r>
-        <w:rPr>
-          <w:rFonts w:ascii="Aptos" w:eastAsia="Aptos" w:hAnsi="Aptos" w:cs="Aptos"/>
+          <w:i/>
+          <w:iCs/>
+          <w:u w:val="single"/>
+        </w:rPr>
+      </w:pPr>
+      <w:r>
+        <w:rPr>
+          <w:rFonts w:ascii="Aptos" w:eastAsia="Aptos" w:hAnsi="Aptos" w:cs="Aptos"/>
+          <w:i/>
+          <w:iCs/>
+          <w:u w:val="single"/>
         </w:rPr>
         <w:t>Game Designs from Ryan</w:t>
       </w:r>
@@ -4842,6 +4848,15 @@
 </file>
 
 <file path=customXml/item1.xml><?xml version="1.0" encoding="utf-8"?>
+<?mso-contentType ?>
+<FormTemplates xmlns="http://schemas.microsoft.com/sharepoint/v3/contenttype/forms">
+  <Display>DocumentLibraryForm</Display>
+  <Edit>DocumentLibraryForm</Edit>
+  <New>DocumentLibraryForm</New>
+</FormTemplates>
+</file>
+
+<file path=customXml/item2.xml><?xml version="1.0" encoding="utf-8"?>
 <ct:contentTypeSchema xmlns:ct="http://schemas.microsoft.com/office/2006/metadata/contentType" xmlns:ma="http://schemas.microsoft.com/office/2006/metadata/properties/metaAttributes" ct:_="" ma:_="" ma:contentTypeName="Document" ma:contentTypeID="0x0101002A278B4E4A886E4FA85AFBDE2B4E68A0" ma:contentTypeVersion="14" ma:contentTypeDescription="Create a new document." ma:contentTypeScope="" ma:versionID="e959d57b67771dd1df6dcdac8e674fcf">
   <xsd:schema xmlns:xsd="http://www.w3.org/2001/XMLSchema" xmlns:xs="http://www.w3.org/2001/XMLSchema" xmlns:p="http://schemas.microsoft.com/office/2006/metadata/properties" xmlns:ns3="10336589-ce30-4b5c-b851-82b97bcb9b94" xmlns:ns4="93f404d6-e391-4523-a864-016ebebe1bbf" targetNamespace="http://schemas.microsoft.com/office/2006/metadata/properties" ma:root="true" ma:fieldsID="dd4479c4c791c5d5dd2440e3aa38c0a7" ns3:_="" ns4:_="">
     <xsd:import namespace="10336589-ce30-4b5c-b851-82b97bcb9b94"/>
@@ -5068,15 +5083,6 @@
 </ct:contentTypeSchema>
 </file>
 
-<file path=customXml/item2.xml><?xml version="1.0" encoding="utf-8"?>
-<?mso-contentType ?>
-<FormTemplates xmlns="http://schemas.microsoft.com/sharepoint/v3/contenttype/forms">
-  <Display>DocumentLibraryForm</Display>
-  <Edit>DocumentLibraryForm</Edit>
-  <New>DocumentLibraryForm</New>
-</FormTemplates>
-</file>
-
 <file path=customXml/item3.xml><?xml version="1.0" encoding="utf-8"?>
 <p:properties xmlns:p="http://schemas.microsoft.com/office/2006/metadata/properties" xmlns:xsi="http://www.w3.org/2001/XMLSchema-instance" xmlns:pc="http://schemas.microsoft.com/office/infopath/2007/PartnerControls">
   <documentManagement>
@@ -5086,6 +5092,14 @@
 </file>
 
 <file path=customXml/itemProps1.xml><?xml version="1.0" encoding="utf-8"?>
+<ds:datastoreItem xmlns:ds="http://schemas.openxmlformats.org/officeDocument/2006/customXml" ds:itemID="{7B7BADA0-5377-44AA-BDDC-62303B71DBF6}">
+  <ds:schemaRefs>
+    <ds:schemaRef ds:uri="http://schemas.microsoft.com/sharepoint/v3/contenttype/forms"/>
+  </ds:schemaRefs>
+</ds:datastoreItem>
+</file>
+
+<file path=customXml/itemProps2.xml><?xml version="1.0" encoding="utf-8"?>
 <ds:datastoreItem xmlns:ds="http://schemas.openxmlformats.org/officeDocument/2006/customXml" ds:itemID="{672C6C71-E2F8-4928-8F30-841EF7FA9DDA}">
   <ds:schemaRefs>
     <ds:schemaRef ds:uri="http://schemas.microsoft.com/office/2006/metadata/contentType"/>
@@ -5104,14 +5118,6 @@
 </ds:datastoreItem>
 </file>
 
-<file path=customXml/itemProps2.xml><?xml version="1.0" encoding="utf-8"?>
-<ds:datastoreItem xmlns:ds="http://schemas.openxmlformats.org/officeDocument/2006/customXml" ds:itemID="{7B7BADA0-5377-44AA-BDDC-62303B71DBF6}">
-  <ds:schemaRefs>
-    <ds:schemaRef ds:uri="http://schemas.microsoft.com/sharepoint/v3/contenttype/forms"/>
-  </ds:schemaRefs>
-</ds:datastoreItem>
-</file>
-
 <file path=customXml/itemProps3.xml><?xml version="1.0" encoding="utf-8"?>
 <ds:datastoreItem xmlns:ds="http://schemas.openxmlformats.org/officeDocument/2006/customXml" ds:itemID="{37737A4E-169C-494E-A61D-D751BDF0CFDC}">
   <ds:schemaRefs>
